--- a/docs/sdlc/README.docx
+++ b/docs/sdlc/README.docx
@@ -989,7 +989,7 @@
           <w:rFonts w:ascii="Yu Gothic" w:hAnsi="Yu Gothic" w:eastAsia="Yu Gothic"/>
           <w:sz w:val="20"/>
         </w:rPr>
-        <w:t>表 2-2　参考値（2026-07-16 計測。本改訂では再計測していない）</w:t>
+        <w:t>表 2-2　テスト実行結果</w:t>
       </w:r>
     </w:p>
     <w:p>
@@ -2200,7 +2200,7 @@
           <w:rFonts w:ascii="Yu Gothic" w:hAnsi="Yu Gothic" w:eastAsia="Yu Gothic"/>
           <w:color w:val="1F3763"/>
         </w:rPr>
-        <w:t>参考値（2026-07-16 計測。本改訂では再計測していない）</w:t>
+        <w:t>テスト実行結果</w:t>
       </w:r>
     </w:p>
     <w:p>
@@ -2214,7 +2214,7 @@
           <w:color w:val="444444"/>
           <w:sz w:val="18"/>
         </w:rPr>
-        <w:t>表 2-2　参考値（2026-07-16 計測。本改訂では再計測していない）</w:t>
+        <w:t>表 2-2　テスト実行結果</w:t>
       </w:r>
     </w:p>
     <w:tbl>
@@ -2225,13 +2225,15 @@
         <w:tblLook w:firstColumn="1" w:firstRow="1" w:lastColumn="0" w:lastRow="0" w:noHBand="0" w:noVBand="1" w:val="04A0"/>
       </w:tblPr>
       <w:tblGrid>
-        <w:gridCol w:w="4320"/>
-        <w:gridCol w:w="4320"/>
+        <w:gridCol w:w="2160"/>
+        <w:gridCol w:w="2160"/>
+        <w:gridCol w:w="2160"/>
+        <w:gridCol w:w="2160"/>
       </w:tblGrid>
       <w:tr>
         <w:tc>
           <w:tcPr>
-            <w:tcW w:type="dxa" w:w="4320"/>
+            <w:tcW w:type="dxa" w:w="2160"/>
             <w:shd w:fill="D9E2F3"/>
           </w:tcPr>
           <w:p>
@@ -2253,7 +2255,7 @@
         </w:tc>
         <w:tc>
           <w:tcPr>
-            <w:tcW w:type="dxa" w:w="4320"/>
+            <w:tcW w:type="dxa" w:w="2160"/>
             <w:shd w:fill="D9E2F3"/>
           </w:tcPr>
           <w:p>
@@ -2270,6 +2272,50 @@
                 <w:sz w:val="18"/>
               </w:rPr>
               <w:t>値</w:t>
+            </w:r>
+          </w:p>
+        </w:tc>
+        <w:tc>
+          <w:tcPr>
+            <w:tcW w:type="dxa" w:w="2160"/>
+            <w:shd w:fill="D9E2F3"/>
+          </w:tcPr>
+          <w:p>
+            <w:r>
+              <w:rPr>
+                <w:b/>
+                <w:sz w:val="18"/>
+              </w:rPr>
+            </w:r>
+            <w:r>
+              <w:rPr>
+                <w:rFonts w:ascii="Yu Gothic" w:hAnsi="Yu Gothic" w:eastAsia="Yu Gothic"/>
+                <w:b/>
+                <w:sz w:val="18"/>
+              </w:rPr>
+              <w:t>計測日</w:t>
+            </w:r>
+          </w:p>
+        </w:tc>
+        <w:tc>
+          <w:tcPr>
+            <w:tcW w:type="dxa" w:w="2160"/>
+            <w:shd w:fill="D9E2F3"/>
+          </w:tcPr>
+          <w:p>
+            <w:r>
+              <w:rPr>
+                <w:b/>
+                <w:sz w:val="18"/>
+              </w:rPr>
+            </w:r>
+            <w:r>
+              <w:rPr>
+                <w:rFonts w:ascii="Yu Gothic" w:hAnsi="Yu Gothic" w:eastAsia="Yu Gothic"/>
+                <w:b/>
+                <w:sz w:val="18"/>
+              </w:rPr>
+              <w:t>備考</w:t>
             </w:r>
           </w:p>
         </w:tc>
@@ -2277,7 +2323,7 @@
       <w:tr>
         <w:tc>
           <w:tcPr>
-            <w:tcW w:type="dxa" w:w="4320"/>
+            <w:tcW w:type="dxa" w:w="2160"/>
           </w:tcPr>
           <w:p>
             <w:r>
@@ -2296,7 +2342,7 @@
         </w:tc>
         <w:tc>
           <w:tcPr>
-            <w:tcW w:type="dxa" w:w="4320"/>
+            <w:tcW w:type="dxa" w:w="2160"/>
           </w:tcPr>
           <w:p>
             <w:r>
@@ -2307,9 +2353,48 @@
             <w:r>
               <w:rPr>
                 <w:rFonts w:ascii="Yu Gothic" w:hAnsi="Yu Gothic" w:eastAsia="Yu Gothic"/>
-                <w:sz w:val="18"/>
-              </w:rPr>
-              <w:t>1,831 passed</w:t>
+                <w:b/>
+                <w:sz w:val="18"/>
+              </w:rPr>
+              <w:t>3,239 passed / 0 failed</w:t>
+            </w:r>
+          </w:p>
+        </w:tc>
+        <w:tc>
+          <w:tcPr>
+            <w:tcW w:type="dxa" w:w="2160"/>
+          </w:tcPr>
+          <w:p>
+            <w:r>
+              <w:rPr>
+                <w:sz w:val="18"/>
+              </w:rPr>
+            </w:r>
+            <w:r>
+              <w:rPr>
+                <w:rFonts w:ascii="Yu Gothic" w:hAnsi="Yu Gothic" w:eastAsia="Yu Gothic"/>
+                <w:sz w:val="18"/>
+              </w:rPr>
+              <w:t>2026-08-03</w:t>
+            </w:r>
+          </w:p>
+        </w:tc>
+        <w:tc>
+          <w:tcPr>
+            <w:tcW w:type="dxa" w:w="2160"/>
+          </w:tcPr>
+          <w:p>
+            <w:r>
+              <w:rPr>
+                <w:sz w:val="18"/>
+              </w:rPr>
+            </w:r>
+            <w:r>
+              <w:rPr>
+                <w:rFonts w:ascii="Yu Gothic" w:hAnsi="Yu Gothic" w:eastAsia="Yu Gothic"/>
+                <w:sz w:val="18"/>
+              </w:rPr>
+              <w:t>pre-commit の pytest ゲート（32.66 秒）</w:t>
             </w:r>
           </w:p>
         </w:tc>
@@ -2317,7 +2402,7 @@
       <w:tr>
         <w:tc>
           <w:tcPr>
-            <w:tcW w:type="dxa" w:w="4320"/>
+            <w:tcW w:type="dxa" w:w="2160"/>
           </w:tcPr>
           <w:p>
             <w:r>
@@ -2336,7 +2421,7 @@
         </w:tc>
         <w:tc>
           <w:tcPr>
-            <w:tcW w:type="dxa" w:w="4320"/>
+            <w:tcW w:type="dxa" w:w="2160"/>
           </w:tcPr>
           <w:p>
             <w:r>
@@ -2350,6 +2435,52 @@
                 <w:sz w:val="18"/>
               </w:rPr>
               <w:t>200 passed / 0 skipped</w:t>
+            </w:r>
+          </w:p>
+        </w:tc>
+        <w:tc>
+          <w:tcPr>
+            <w:tcW w:type="dxa" w:w="2160"/>
+          </w:tcPr>
+          <w:p>
+            <w:r>
+              <w:rPr>
+                <w:sz w:val="18"/>
+              </w:rPr>
+            </w:r>
+            <w:r>
+              <w:rPr>
+                <w:rFonts w:ascii="Yu Gothic" w:hAnsi="Yu Gothic" w:eastAsia="Yu Gothic"/>
+                <w:sz w:val="18"/>
+              </w:rPr>
+              <w:t>2026-07-16</w:t>
+            </w:r>
+          </w:p>
+        </w:tc>
+        <w:tc>
+          <w:tcPr>
+            <w:tcW w:type="dxa" w:w="2160"/>
+          </w:tcPr>
+          <w:p>
+            <w:r>
+              <w:rPr>
+                <w:sz w:val="18"/>
+              </w:rPr>
+            </w:r>
+            <w:r>
+              <w:rPr>
+                <w:rFonts w:ascii="Yu Gothic" w:hAnsi="Yu Gothic" w:eastAsia="Yu Gothic"/>
+                <w:b/>
+                <w:sz w:val="18"/>
+              </w:rPr>
+              <w:t>参考値</w:t>
+            </w:r>
+            <w:r>
+              <w:rPr>
+                <w:rFonts w:ascii="Yu Gothic" w:hAnsi="Yu Gothic" w:eastAsia="Yu Gothic"/>
+                <w:sz w:val="18"/>
+              </w:rPr>
+              <w:t>。当時の E2E は 32 ファイル、現在は 20 ファイル</w:t>
             </w:r>
           </w:p>
         </w:tc>
@@ -2357,7 +2488,7 @@
       <w:tr>
         <w:tc>
           <w:tcPr>
-            <w:tcW w:type="dxa" w:w="4320"/>
+            <w:tcW w:type="dxa" w:w="2160"/>
           </w:tcPr>
           <w:p>
             <w:r>
@@ -2376,7 +2507,7 @@
         </w:tc>
         <w:tc>
           <w:tcPr>
-            <w:tcW w:type="dxa" w:w="4320"/>
+            <w:tcW w:type="dxa" w:w="2160"/>
           </w:tcPr>
           <w:p>
             <w:r>
@@ -2390,6 +2521,52 @@
                 <w:sz w:val="18"/>
               </w:rPr>
               <w:t>84.30%（閾値 80%）</w:t>
+            </w:r>
+          </w:p>
+        </w:tc>
+        <w:tc>
+          <w:tcPr>
+            <w:tcW w:type="dxa" w:w="2160"/>
+          </w:tcPr>
+          <w:p>
+            <w:r>
+              <w:rPr>
+                <w:sz w:val="18"/>
+              </w:rPr>
+            </w:r>
+            <w:r>
+              <w:rPr>
+                <w:rFonts w:ascii="Yu Gothic" w:hAnsi="Yu Gothic" w:eastAsia="Yu Gothic"/>
+                <w:sz w:val="18"/>
+              </w:rPr>
+              <w:t>2026-07-16</w:t>
+            </w:r>
+          </w:p>
+        </w:tc>
+        <w:tc>
+          <w:tcPr>
+            <w:tcW w:type="dxa" w:w="2160"/>
+          </w:tcPr>
+          <w:p>
+            <w:r>
+              <w:rPr>
+                <w:sz w:val="18"/>
+              </w:rPr>
+            </w:r>
+            <w:r>
+              <w:rPr>
+                <w:rFonts w:ascii="Yu Gothic" w:hAnsi="Yu Gothic" w:eastAsia="Yu Gothic"/>
+                <w:b/>
+                <w:sz w:val="18"/>
+              </w:rPr>
+              <w:t>参考値</w:t>
+            </w:r>
+            <w:r>
+              <w:rPr>
+                <w:rFonts w:ascii="Yu Gothic" w:hAnsi="Yu Gothic" w:eastAsia="Yu Gothic"/>
+                <w:sz w:val="18"/>
+              </w:rPr>
+              <w:t>。現構成では未計測</w:t>
             </w:r>
           </w:p>
         </w:tc>
@@ -2401,20 +2578,28 @@
         <w:rPr>
           <w:rFonts w:ascii="Yu Gothic" w:hAnsi="Yu Gothic" w:eastAsia="Yu Gothic"/>
         </w:rPr>
-        <w:t xml:space="preserve">動的な実行結果は再計測していない。テスト資産は前回計測から大幅に増えているため、 上表は現構成の結果ではない。再計測するには </w:t>
+        <w:t>L1/L2 は現構成での実測値。前回計測（1,831 passed）から 1,408 件増えている。 テスト関数の実測は 3,026 件だが passed が 3,239 件なのは、</w:t>
       </w:r>
       <w:r>
         <w:rPr>
           <w:rFonts w:ascii="Consolas" w:hAnsi="Consolas" w:eastAsia="Consolas"/>
           <w:sz w:val="18"/>
         </w:rPr>
-        <w:t>make test</w:t>
+        <w:t>parametrize</w:t>
       </w:r>
       <w:r>
         <w:rPr>
           <w:rFonts w:ascii="Yu Gothic" w:hAnsi="Yu Gothic" w:eastAsia="Yu Gothic"/>
         </w:rPr>
-        <w:t xml:space="preserve"> / </w:t>
+        <w:t xml:space="preserve"> で 1 関数が複数ケースに展開されるため。関数数と実行ケース数は別の指標である。</w:t>
+      </w:r>
+    </w:p>
+    <w:p>
+      <w:r>
+        <w:rPr>
+          <w:rFonts w:ascii="Yu Gothic" w:hAnsi="Yu Gothic" w:eastAsia="Yu Gothic"/>
+        </w:rPr>
+        <w:t xml:space="preserve">L3 とカバレッジは未取得。納品前に </w:t>
       </w:r>
       <w:r>
         <w:rPr>
@@ -2440,7 +2625,7 @@
         <w:rPr>
           <w:rFonts w:ascii="Yu Gothic" w:hAnsi="Yu Gothic" w:eastAsia="Yu Gothic"/>
         </w:rPr>
-        <w:t xml:space="preserve"> を実行する。</w:t>
+        <w:t xml:space="preserve"> を実行して更新すること。</w:t>
       </w:r>
     </w:p>
     <w:p>

--- a/docs/sdlc/README.docx
+++ b/docs/sdlc/README.docx
@@ -76,13 +76,13 @@
         <w:tblLook w:firstColumn="1" w:firstRow="1" w:lastColumn="0" w:lastRow="0" w:noHBand="0" w:noVBand="1" w:val="04A0"/>
       </w:tblPr>
       <w:tblGrid>
-        <w:gridCol w:w="4320"/>
-        <w:gridCol w:w="4320"/>
+        <w:gridCol w:w="4961"/>
+        <w:gridCol w:w="4961"/>
       </w:tblGrid>
       <w:tr>
         <w:tc>
           <w:tcPr>
-            <w:tcW w:type="dxa" w:w="4320"/>
+            <w:tcW w:type="dxa" w:w="4961"/>
             <w:shd w:fill="D9E2F3"/>
           </w:tcPr>
           <w:p>
@@ -102,7 +102,7 @@
         </w:tc>
         <w:tc>
           <w:tcPr>
-            <w:tcW w:type="dxa" w:w="4320"/>
+            <w:tcW w:type="dxa" w:w="4961"/>
           </w:tcPr>
           <w:p>
             <w:r>
@@ -123,7 +123,7 @@
       <w:tr>
         <w:tc>
           <w:tcPr>
-            <w:tcW w:type="dxa" w:w="4320"/>
+            <w:tcW w:type="dxa" w:w="4961"/>
             <w:shd w:fill="D9E2F3"/>
           </w:tcPr>
           <w:p>
@@ -143,7 +143,7 @@
         </w:tc>
         <w:tc>
           <w:tcPr>
-            <w:tcW w:type="dxa" w:w="4320"/>
+            <w:tcW w:type="dxa" w:w="4961"/>
           </w:tcPr>
           <w:p>
             <w:r>
@@ -164,7 +164,7 @@
       <w:tr>
         <w:tc>
           <w:tcPr>
-            <w:tcW w:type="dxa" w:w="4320"/>
+            <w:tcW w:type="dxa" w:w="4961"/>
             <w:shd w:fill="D9E2F3"/>
           </w:tcPr>
           <w:p>
@@ -184,7 +184,7 @@
         </w:tc>
         <w:tc>
           <w:tcPr>
-            <w:tcW w:type="dxa" w:w="4320"/>
+            <w:tcW w:type="dxa" w:w="4961"/>
           </w:tcPr>
           <w:p>
             <w:r>
@@ -205,7 +205,7 @@
       <w:tr>
         <w:tc>
           <w:tcPr>
-            <w:tcW w:type="dxa" w:w="4320"/>
+            <w:tcW w:type="dxa" w:w="4961"/>
             <w:shd w:fill="D9E2F3"/>
           </w:tcPr>
           <w:p>
@@ -225,7 +225,7 @@
         </w:tc>
         <w:tc>
           <w:tcPr>
-            <w:tcW w:type="dxa" w:w="4320"/>
+            <w:tcW w:type="dxa" w:w="4961"/>
           </w:tcPr>
           <w:p>
             <w:r>
@@ -246,7 +246,7 @@
       <w:tr>
         <w:tc>
           <w:tcPr>
-            <w:tcW w:type="dxa" w:w="4320"/>
+            <w:tcW w:type="dxa" w:w="4961"/>
             <w:shd w:fill="D9E2F3"/>
           </w:tcPr>
           <w:p>
@@ -266,7 +266,7 @@
         </w:tc>
         <w:tc>
           <w:tcPr>
-            <w:tcW w:type="dxa" w:w="4320"/>
+            <w:tcW w:type="dxa" w:w="4961"/>
           </w:tcPr>
           <w:p>
             <w:r>
@@ -287,7 +287,7 @@
       <w:tr>
         <w:tc>
           <w:tcPr>
-            <w:tcW w:type="dxa" w:w="4320"/>
+            <w:tcW w:type="dxa" w:w="4961"/>
             <w:shd w:fill="D9E2F3"/>
           </w:tcPr>
           <w:p>
@@ -307,7 +307,7 @@
         </w:tc>
         <w:tc>
           <w:tcPr>
-            <w:tcW w:type="dxa" w:w="4320"/>
+            <w:tcW w:type="dxa" w:w="4961"/>
           </w:tcPr>
           <w:p>
             <w:r>
@@ -356,13 +356,13 @@
         <w:tblLook w:firstColumn="1" w:firstRow="1" w:lastColumn="0" w:lastRow="0" w:noHBand="0" w:noVBand="1" w:val="04A0"/>
       </w:tblPr>
       <w:tblGrid>
-        <w:gridCol w:w="4320"/>
-        <w:gridCol w:w="4320"/>
+        <w:gridCol w:w="4961"/>
+        <w:gridCol w:w="4961"/>
       </w:tblGrid>
       <w:tr>
         <w:tc>
           <w:tcPr>
-            <w:tcW w:type="dxa" w:w="4320"/>
+            <w:tcW w:type="dxa" w:w="4961"/>
             <w:shd w:fill="D9E2F3"/>
           </w:tcPr>
           <w:p>
@@ -382,7 +382,7 @@
         </w:tc>
         <w:tc>
           <w:tcPr>
-            <w:tcW w:type="dxa" w:w="4320"/>
+            <w:tcW w:type="dxa" w:w="4961"/>
           </w:tcPr>
           <w:p>
             <w:r>
@@ -403,7 +403,7 @@
       <w:tr>
         <w:tc>
           <w:tcPr>
-            <w:tcW w:type="dxa" w:w="4320"/>
+            <w:tcW w:type="dxa" w:w="4961"/>
             <w:shd w:fill="D9E2F3"/>
           </w:tcPr>
           <w:p>
@@ -423,7 +423,7 @@
         </w:tc>
         <w:tc>
           <w:tcPr>
-            <w:tcW w:type="dxa" w:w="4320"/>
+            <w:tcW w:type="dxa" w:w="4961"/>
           </w:tcPr>
           <w:p>
             <w:r>
@@ -444,7 +444,7 @@
       <w:tr>
         <w:tc>
           <w:tcPr>
-            <w:tcW w:type="dxa" w:w="4320"/>
+            <w:tcW w:type="dxa" w:w="4961"/>
             <w:shd w:fill="D9E2F3"/>
           </w:tcPr>
           <w:p>
@@ -464,7 +464,7 @@
         </w:tc>
         <w:tc>
           <w:tcPr>
-            <w:tcW w:type="dxa" w:w="4320"/>
+            <w:tcW w:type="dxa" w:w="4961"/>
           </w:tcPr>
           <w:p>
             <w:r>
@@ -485,7 +485,7 @@
       <w:tr>
         <w:tc>
           <w:tcPr>
-            <w:tcW w:type="dxa" w:w="4320"/>
+            <w:tcW w:type="dxa" w:w="4961"/>
             <w:shd w:fill="D9E2F3"/>
           </w:tcPr>
           <w:p>
@@ -505,7 +505,7 @@
         </w:tc>
         <w:tc>
           <w:tcPr>
-            <w:tcW w:type="dxa" w:w="4320"/>
+            <w:tcW w:type="dxa" w:w="4961"/>
           </w:tcPr>
           <w:p>
             <w:r>
@@ -526,7 +526,7 @@
       <w:tr>
         <w:tc>
           <w:tcPr>
-            <w:tcW w:type="dxa" w:w="4320"/>
+            <w:tcW w:type="dxa" w:w="4961"/>
             <w:shd w:fill="D9E2F3"/>
           </w:tcPr>
           <w:p>
@@ -546,7 +546,7 @@
         </w:tc>
         <w:tc>
           <w:tcPr>
-            <w:tcW w:type="dxa" w:w="4320"/>
+            <w:tcW w:type="dxa" w:w="4961"/>
           </w:tcPr>
           <w:p>
             <w:r>
@@ -567,7 +567,7 @@
       <w:tr>
         <w:tc>
           <w:tcPr>
-            <w:tcW w:type="dxa" w:w="4320"/>
+            <w:tcW w:type="dxa" w:w="4961"/>
             <w:shd w:fill="D9E2F3"/>
           </w:tcPr>
           <w:p>
@@ -587,7 +587,7 @@
         </w:tc>
         <w:tc>
           <w:tcPr>
-            <w:tcW w:type="dxa" w:w="4320"/>
+            <w:tcW w:type="dxa" w:w="4961"/>
           </w:tcPr>
           <w:p>
             <w:r>
@@ -632,15 +632,15 @@
         <w:tblLook w:firstColumn="1" w:firstRow="1" w:lastColumn="0" w:lastRow="0" w:noHBand="0" w:noVBand="1" w:val="04A0"/>
       </w:tblPr>
       <w:tblGrid>
-        <w:gridCol w:w="2160"/>
-        <w:gridCol w:w="2160"/>
-        <w:gridCol w:w="2160"/>
-        <w:gridCol w:w="2160"/>
+        <w:gridCol w:w="2480"/>
+        <w:gridCol w:w="2480"/>
+        <w:gridCol w:w="2480"/>
+        <w:gridCol w:w="2480"/>
       </w:tblGrid>
       <w:tr>
         <w:tc>
           <w:tcPr>
-            <w:tcW w:type="dxa" w:w="2160"/>
+            <w:tcW w:type="dxa" w:w="2480"/>
             <w:shd w:fill="D9E2F3"/>
           </w:tcPr>
           <w:p>
@@ -662,7 +662,7 @@
         </w:tc>
         <w:tc>
           <w:tcPr>
-            <w:tcW w:type="dxa" w:w="2160"/>
+            <w:tcW w:type="dxa" w:w="2480"/>
             <w:shd w:fill="D9E2F3"/>
           </w:tcPr>
           <w:p>
@@ -684,7 +684,7 @@
         </w:tc>
         <w:tc>
           <w:tcPr>
-            <w:tcW w:type="dxa" w:w="2160"/>
+            <w:tcW w:type="dxa" w:w="2480"/>
             <w:shd w:fill="D9E2F3"/>
           </w:tcPr>
           <w:p>
@@ -706,7 +706,7 @@
         </w:tc>
         <w:tc>
           <w:tcPr>
-            <w:tcW w:type="dxa" w:w="2160"/>
+            <w:tcW w:type="dxa" w:w="2480"/>
             <w:shd w:fill="D9E2F3"/>
           </w:tcPr>
           <w:p>
@@ -730,7 +730,7 @@
       <w:tr>
         <w:tc>
           <w:tcPr>
-            <w:tcW w:type="dxa" w:w="2160"/>
+            <w:tcW w:type="dxa" w:w="2480"/>
           </w:tcPr>
           <w:p>
             <w:r>
@@ -749,7 +749,7 @@
         </w:tc>
         <w:tc>
           <w:tcPr>
-            <w:tcW w:type="dxa" w:w="2160"/>
+            <w:tcW w:type="dxa" w:w="2480"/>
           </w:tcPr>
           <w:p>
             <w:r>
@@ -761,7 +761,7 @@
         </w:tc>
         <w:tc>
           <w:tcPr>
-            <w:tcW w:type="dxa" w:w="2160"/>
+            <w:tcW w:type="dxa" w:w="2480"/>
           </w:tcPr>
           <w:p>
             <w:r>
@@ -773,7 +773,7 @@
         </w:tc>
         <w:tc>
           <w:tcPr>
-            <w:tcW w:type="dxa" w:w="2160"/>
+            <w:tcW w:type="dxa" w:w="2480"/>
           </w:tcPr>
           <w:p>
             <w:r>
@@ -787,7 +787,7 @@
       <w:tr>
         <w:tc>
           <w:tcPr>
-            <w:tcW w:type="dxa" w:w="2160"/>
+            <w:tcW w:type="dxa" w:w="2480"/>
           </w:tcPr>
           <w:p>
             <w:r>
@@ -806,7 +806,7 @@
         </w:tc>
         <w:tc>
           <w:tcPr>
-            <w:tcW w:type="dxa" w:w="2160"/>
+            <w:tcW w:type="dxa" w:w="2480"/>
           </w:tcPr>
           <w:p>
             <w:r>
@@ -818,7 +818,7 @@
         </w:tc>
         <w:tc>
           <w:tcPr>
-            <w:tcW w:type="dxa" w:w="2160"/>
+            <w:tcW w:type="dxa" w:w="2480"/>
           </w:tcPr>
           <w:p>
             <w:r>
@@ -830,7 +830,7 @@
         </w:tc>
         <w:tc>
           <w:tcPr>
-            <w:tcW w:type="dxa" w:w="2160"/>
+            <w:tcW w:type="dxa" w:w="2480"/>
           </w:tcPr>
           <w:p>
             <w:r>
@@ -844,7 +844,7 @@
       <w:tr>
         <w:tc>
           <w:tcPr>
-            <w:tcW w:type="dxa" w:w="2160"/>
+            <w:tcW w:type="dxa" w:w="2480"/>
             <w:shd w:fill="D9E2F3"/>
           </w:tcPr>
           <w:p>
@@ -864,7 +864,7 @@
         </w:tc>
         <w:tc>
           <w:tcPr>
-            <w:tcW w:type="dxa" w:w="2160"/>
+            <w:tcW w:type="dxa" w:w="2480"/>
           </w:tcPr>
           <w:p>
             <w:r>
@@ -876,7 +876,7 @@
         </w:tc>
         <w:tc>
           <w:tcPr>
-            <w:tcW w:type="dxa" w:w="2160"/>
+            <w:tcW w:type="dxa" w:w="2480"/>
           </w:tcPr>
           <w:p>
             <w:r>
@@ -888,7 +888,7 @@
         </w:tc>
         <w:tc>
           <w:tcPr>
-            <w:tcW w:type="dxa" w:w="2160"/>
+            <w:tcW w:type="dxa" w:w="2480"/>
           </w:tcPr>
           <w:p>
             <w:r>
@@ -1355,18 +1355,18 @@
       <w:tblPr>
         <w:tblStyle w:val="TableGrid"/>
         <w:tblW w:type="auto" w:w="0"/>
-        <w:tblLayout w:type="autofit"/>
+        <w:tblLayout w:type="fixed"/>
         <w:tblLook w:firstColumn="1" w:firstRow="1" w:lastColumn="0" w:lastRow="0" w:noHBand="0" w:noVBand="1" w:val="04A0"/>
       </w:tblPr>
       <w:tblGrid>
-        <w:gridCol w:w="2880"/>
-        <w:gridCol w:w="2880"/>
-        <w:gridCol w:w="2880"/>
+        <w:gridCol w:w="3307"/>
+        <w:gridCol w:w="3307"/>
+        <w:gridCol w:w="3307"/>
       </w:tblGrid>
       <w:tr>
         <w:tc>
           <w:tcPr>
-            <w:tcW w:type="dxa" w:w="2880"/>
+            <w:tcW w:type="dxa" w:w="3307"/>
             <w:shd w:fill="D9E2F3"/>
           </w:tcPr>
           <w:p>
@@ -1388,7 +1388,7 @@
         </w:tc>
         <w:tc>
           <w:tcPr>
-            <w:tcW w:type="dxa" w:w="2880"/>
+            <w:tcW w:type="dxa" w:w="3307"/>
             <w:shd w:fill="D9E2F3"/>
           </w:tcPr>
           <w:p>
@@ -1410,7 +1410,7 @@
         </w:tc>
         <w:tc>
           <w:tcPr>
-            <w:tcW w:type="dxa" w:w="2880"/>
+            <w:tcW w:type="dxa" w:w="3307"/>
             <w:shd w:fill="D9E2F3"/>
           </w:tcPr>
           <w:p>
@@ -1434,7 +1434,7 @@
       <w:tr>
         <w:tc>
           <w:tcPr>
-            <w:tcW w:type="dxa" w:w="2880"/>
+            <w:tcW w:type="dxa" w:w="3307"/>
           </w:tcPr>
           <w:p>
             <w:r>
@@ -1453,7 +1453,7 @@
         </w:tc>
         <w:tc>
           <w:tcPr>
-            <w:tcW w:type="dxa" w:w="2880"/>
+            <w:tcW w:type="dxa" w:w="3307"/>
           </w:tcPr>
           <w:p>
             <w:r>
@@ -1480,7 +1480,7 @@
         </w:tc>
         <w:tc>
           <w:tcPr>
-            <w:tcW w:type="dxa" w:w="2880"/>
+            <w:tcW w:type="dxa" w:w="3307"/>
           </w:tcPr>
           <w:p>
             <w:r>
@@ -1501,7 +1501,7 @@
       <w:tr>
         <w:tc>
           <w:tcPr>
-            <w:tcW w:type="dxa" w:w="2880"/>
+            <w:tcW w:type="dxa" w:w="3307"/>
           </w:tcPr>
           <w:p>
             <w:r>
@@ -1520,7 +1520,7 @@
         </w:tc>
         <w:tc>
           <w:tcPr>
-            <w:tcW w:type="dxa" w:w="2880"/>
+            <w:tcW w:type="dxa" w:w="3307"/>
           </w:tcPr>
           <w:p>
             <w:r>
@@ -1540,7 +1540,7 @@
         </w:tc>
         <w:tc>
           <w:tcPr>
-            <w:tcW w:type="dxa" w:w="2880"/>
+            <w:tcW w:type="dxa" w:w="3307"/>
           </w:tcPr>
           <w:p>
             <w:r>
@@ -1568,7 +1568,7 @@
       <w:tr>
         <w:tc>
           <w:tcPr>
-            <w:tcW w:type="dxa" w:w="2880"/>
+            <w:tcW w:type="dxa" w:w="3307"/>
           </w:tcPr>
           <w:p>
             <w:r>
@@ -1587,7 +1587,7 @@
         </w:tc>
         <w:tc>
           <w:tcPr>
-            <w:tcW w:type="dxa" w:w="2880"/>
+            <w:tcW w:type="dxa" w:w="3307"/>
           </w:tcPr>
           <w:p>
             <w:r>
@@ -1614,7 +1614,7 @@
         </w:tc>
         <w:tc>
           <w:tcPr>
-            <w:tcW w:type="dxa" w:w="2880"/>
+            <w:tcW w:type="dxa" w:w="3307"/>
           </w:tcPr>
           <w:p>
             <w:r>
@@ -1635,7 +1635,7 @@
       <w:tr>
         <w:tc>
           <w:tcPr>
-            <w:tcW w:type="dxa" w:w="2880"/>
+            <w:tcW w:type="dxa" w:w="3307"/>
           </w:tcPr>
           <w:p>
             <w:r>
@@ -1654,7 +1654,7 @@
         </w:tc>
         <w:tc>
           <w:tcPr>
-            <w:tcW w:type="dxa" w:w="2880"/>
+            <w:tcW w:type="dxa" w:w="3307"/>
           </w:tcPr>
           <w:p>
             <w:r>
@@ -1681,7 +1681,7 @@
         </w:tc>
         <w:tc>
           <w:tcPr>
-            <w:tcW w:type="dxa" w:w="2880"/>
+            <w:tcW w:type="dxa" w:w="3307"/>
           </w:tcPr>
           <w:p>
             <w:r>
@@ -1702,7 +1702,7 @@
       <w:tr>
         <w:tc>
           <w:tcPr>
-            <w:tcW w:type="dxa" w:w="2880"/>
+            <w:tcW w:type="dxa" w:w="3307"/>
           </w:tcPr>
           <w:p>
             <w:r>
@@ -1721,7 +1721,7 @@
         </w:tc>
         <w:tc>
           <w:tcPr>
-            <w:tcW w:type="dxa" w:w="2880"/>
+            <w:tcW w:type="dxa" w:w="3307"/>
           </w:tcPr>
           <w:p>
             <w:r>
@@ -1741,7 +1741,7 @@
         </w:tc>
         <w:tc>
           <w:tcPr>
-            <w:tcW w:type="dxa" w:w="2880"/>
+            <w:tcW w:type="dxa" w:w="3307"/>
           </w:tcPr>
           <w:p>
             <w:r>
@@ -1762,7 +1762,7 @@
       <w:tr>
         <w:tc>
           <w:tcPr>
-            <w:tcW w:type="dxa" w:w="2880"/>
+            <w:tcW w:type="dxa" w:w="3307"/>
           </w:tcPr>
           <w:p>
             <w:r>
@@ -1781,7 +1781,7 @@
         </w:tc>
         <w:tc>
           <w:tcPr>
-            <w:tcW w:type="dxa" w:w="2880"/>
+            <w:tcW w:type="dxa" w:w="3307"/>
           </w:tcPr>
           <w:p>
             <w:r>
@@ -1808,7 +1808,7 @@
         </w:tc>
         <w:tc>
           <w:tcPr>
-            <w:tcW w:type="dxa" w:w="2880"/>
+            <w:tcW w:type="dxa" w:w="3307"/>
           </w:tcPr>
           <w:p>
             <w:r>
@@ -1829,7 +1829,7 @@
       <w:tr>
         <w:tc>
           <w:tcPr>
-            <w:tcW w:type="dxa" w:w="2880"/>
+            <w:tcW w:type="dxa" w:w="3307"/>
           </w:tcPr>
           <w:p>
             <w:r>
@@ -1848,7 +1848,7 @@
         </w:tc>
         <w:tc>
           <w:tcPr>
-            <w:tcW w:type="dxa" w:w="2880"/>
+            <w:tcW w:type="dxa" w:w="3307"/>
           </w:tcPr>
           <w:p>
             <w:r>
@@ -1875,7 +1875,7 @@
         </w:tc>
         <w:tc>
           <w:tcPr>
-            <w:tcW w:type="dxa" w:w="2880"/>
+            <w:tcW w:type="dxa" w:w="3307"/>
           </w:tcPr>
           <w:p>
             <w:r>
@@ -1896,7 +1896,7 @@
       <w:tr>
         <w:tc>
           <w:tcPr>
-            <w:tcW w:type="dxa" w:w="2880"/>
+            <w:tcW w:type="dxa" w:w="3307"/>
           </w:tcPr>
           <w:p>
             <w:r>
@@ -1915,7 +1915,7 @@
         </w:tc>
         <w:tc>
           <w:tcPr>
-            <w:tcW w:type="dxa" w:w="2880"/>
+            <w:tcW w:type="dxa" w:w="3307"/>
           </w:tcPr>
           <w:p>
             <w:r>
@@ -1935,7 +1935,7 @@
         </w:tc>
         <w:tc>
           <w:tcPr>
-            <w:tcW w:type="dxa" w:w="2880"/>
+            <w:tcW w:type="dxa" w:w="3307"/>
           </w:tcPr>
           <w:p>
             <w:r>
@@ -1956,7 +1956,7 @@
       <w:tr>
         <w:tc>
           <w:tcPr>
-            <w:tcW w:type="dxa" w:w="2880"/>
+            <w:tcW w:type="dxa" w:w="3307"/>
           </w:tcPr>
           <w:p>
             <w:r>
@@ -1976,7 +1976,7 @@
         </w:tc>
         <w:tc>
           <w:tcPr>
-            <w:tcW w:type="dxa" w:w="2880"/>
+            <w:tcW w:type="dxa" w:w="3307"/>
           </w:tcPr>
           <w:p>
             <w:r>
@@ -2031,7 +2031,7 @@
         </w:tc>
         <w:tc>
           <w:tcPr>
-            <w:tcW w:type="dxa" w:w="2880"/>
+            <w:tcW w:type="dxa" w:w="3307"/>
           </w:tcPr>
           <w:p>
             <w:r>
@@ -2052,7 +2052,7 @@
       <w:tr>
         <w:tc>
           <w:tcPr>
-            <w:tcW w:type="dxa" w:w="2880"/>
+            <w:tcW w:type="dxa" w:w="3307"/>
           </w:tcPr>
           <w:p>
             <w:r>
@@ -2071,7 +2071,7 @@
         </w:tc>
         <w:tc>
           <w:tcPr>
-            <w:tcW w:type="dxa" w:w="2880"/>
+            <w:tcW w:type="dxa" w:w="3307"/>
           </w:tcPr>
           <w:p>
             <w:r>
@@ -2098,7 +2098,7 @@
         </w:tc>
         <w:tc>
           <w:tcPr>
-            <w:tcW w:type="dxa" w:w="2880"/>
+            <w:tcW w:type="dxa" w:w="3307"/>
           </w:tcPr>
           <w:p>
             <w:r>
@@ -2119,7 +2119,7 @@
       <w:tr>
         <w:tc>
           <w:tcPr>
-            <w:tcW w:type="dxa" w:w="2880"/>
+            <w:tcW w:type="dxa" w:w="3307"/>
           </w:tcPr>
           <w:p>
             <w:r>
@@ -2138,7 +2138,7 @@
         </w:tc>
         <w:tc>
           <w:tcPr>
-            <w:tcW w:type="dxa" w:w="2880"/>
+            <w:tcW w:type="dxa" w:w="3307"/>
           </w:tcPr>
           <w:p>
             <w:r>
@@ -2165,7 +2165,7 @@
         </w:tc>
         <w:tc>
           <w:tcPr>
-            <w:tcW w:type="dxa" w:w="2880"/>
+            <w:tcW w:type="dxa" w:w="3307"/>
           </w:tcPr>
           <w:p>
             <w:r>
@@ -2221,19 +2221,19 @@
       <w:tblPr>
         <w:tblStyle w:val="TableGrid"/>
         <w:tblW w:type="auto" w:w="0"/>
-        <w:tblLayout w:type="autofit"/>
+        <w:tblLayout w:type="fixed"/>
         <w:tblLook w:firstColumn="1" w:firstRow="1" w:lastColumn="0" w:lastRow="0" w:noHBand="0" w:noVBand="1" w:val="04A0"/>
       </w:tblPr>
       <w:tblGrid>
-        <w:gridCol w:w="2160"/>
-        <w:gridCol w:w="2160"/>
-        <w:gridCol w:w="2160"/>
-        <w:gridCol w:w="2160"/>
+        <w:gridCol w:w="2480"/>
+        <w:gridCol w:w="2480"/>
+        <w:gridCol w:w="2480"/>
+        <w:gridCol w:w="2480"/>
       </w:tblGrid>
       <w:tr>
         <w:tc>
           <w:tcPr>
-            <w:tcW w:type="dxa" w:w="2160"/>
+            <w:tcW w:type="dxa" w:w="2480"/>
             <w:shd w:fill="D9E2F3"/>
           </w:tcPr>
           <w:p>
@@ -2255,7 +2255,7 @@
         </w:tc>
         <w:tc>
           <w:tcPr>
-            <w:tcW w:type="dxa" w:w="2160"/>
+            <w:tcW w:type="dxa" w:w="2480"/>
             <w:shd w:fill="D9E2F3"/>
           </w:tcPr>
           <w:p>
@@ -2277,7 +2277,7 @@
         </w:tc>
         <w:tc>
           <w:tcPr>
-            <w:tcW w:type="dxa" w:w="2160"/>
+            <w:tcW w:type="dxa" w:w="2480"/>
             <w:shd w:fill="D9E2F3"/>
           </w:tcPr>
           <w:p>
@@ -2299,7 +2299,7 @@
         </w:tc>
         <w:tc>
           <w:tcPr>
-            <w:tcW w:type="dxa" w:w="2160"/>
+            <w:tcW w:type="dxa" w:w="2480"/>
             <w:shd w:fill="D9E2F3"/>
           </w:tcPr>
           <w:p>
@@ -2323,7 +2323,7 @@
       <w:tr>
         <w:tc>
           <w:tcPr>
-            <w:tcW w:type="dxa" w:w="2160"/>
+            <w:tcW w:type="dxa" w:w="2480"/>
           </w:tcPr>
           <w:p>
             <w:r>
@@ -2342,7 +2342,7 @@
         </w:tc>
         <w:tc>
           <w:tcPr>
-            <w:tcW w:type="dxa" w:w="2160"/>
+            <w:tcW w:type="dxa" w:w="2480"/>
           </w:tcPr>
           <w:p>
             <w:r>
@@ -2362,7 +2362,7 @@
         </w:tc>
         <w:tc>
           <w:tcPr>
-            <w:tcW w:type="dxa" w:w="2160"/>
+            <w:tcW w:type="dxa" w:w="2480"/>
           </w:tcPr>
           <w:p>
             <w:r>
@@ -2381,7 +2381,7 @@
         </w:tc>
         <w:tc>
           <w:tcPr>
-            <w:tcW w:type="dxa" w:w="2160"/>
+            <w:tcW w:type="dxa" w:w="2480"/>
           </w:tcPr>
           <w:p>
             <w:r>
@@ -2402,7 +2402,7 @@
       <w:tr>
         <w:tc>
           <w:tcPr>
-            <w:tcW w:type="dxa" w:w="2160"/>
+            <w:tcW w:type="dxa" w:w="2480"/>
           </w:tcPr>
           <w:p>
             <w:r>
@@ -2421,7 +2421,7 @@
         </w:tc>
         <w:tc>
           <w:tcPr>
-            <w:tcW w:type="dxa" w:w="2160"/>
+            <w:tcW w:type="dxa" w:w="2480"/>
           </w:tcPr>
           <w:p>
             <w:r>
@@ -2440,7 +2440,7 @@
         </w:tc>
         <w:tc>
           <w:tcPr>
-            <w:tcW w:type="dxa" w:w="2160"/>
+            <w:tcW w:type="dxa" w:w="2480"/>
           </w:tcPr>
           <w:p>
             <w:r>
@@ -2459,7 +2459,7 @@
         </w:tc>
         <w:tc>
           <w:tcPr>
-            <w:tcW w:type="dxa" w:w="2160"/>
+            <w:tcW w:type="dxa" w:w="2480"/>
           </w:tcPr>
           <w:p>
             <w:r>
@@ -2488,7 +2488,7 @@
       <w:tr>
         <w:tc>
           <w:tcPr>
-            <w:tcW w:type="dxa" w:w="2160"/>
+            <w:tcW w:type="dxa" w:w="2480"/>
           </w:tcPr>
           <w:p>
             <w:r>
@@ -2507,7 +2507,7 @@
         </w:tc>
         <w:tc>
           <w:tcPr>
-            <w:tcW w:type="dxa" w:w="2160"/>
+            <w:tcW w:type="dxa" w:w="2480"/>
           </w:tcPr>
           <w:p>
             <w:r>
@@ -2526,7 +2526,7 @@
         </w:tc>
         <w:tc>
           <w:tcPr>
-            <w:tcW w:type="dxa" w:w="2160"/>
+            <w:tcW w:type="dxa" w:w="2480"/>
           </w:tcPr>
           <w:p>
             <w:r>
@@ -2545,7 +2545,7 @@
         </w:tc>
         <w:tc>
           <w:tcPr>
-            <w:tcW w:type="dxa" w:w="2160"/>
+            <w:tcW w:type="dxa" w:w="2480"/>
           </w:tcPr>
           <w:p>
             <w:r>
@@ -2664,18 +2664,18 @@
       <w:tblPr>
         <w:tblStyle w:val="TableGrid"/>
         <w:tblW w:type="auto" w:w="0"/>
-        <w:tblLayout w:type="autofit"/>
+        <w:tblLayout w:type="fixed"/>
         <w:tblLook w:firstColumn="1" w:firstRow="1" w:lastColumn="0" w:lastRow="0" w:noHBand="0" w:noVBand="1" w:val="04A0"/>
       </w:tblPr>
       <w:tblGrid>
-        <w:gridCol w:w="2880"/>
-        <w:gridCol w:w="2880"/>
-        <w:gridCol w:w="2880"/>
+        <w:gridCol w:w="3307"/>
+        <w:gridCol w:w="3307"/>
+        <w:gridCol w:w="3307"/>
       </w:tblGrid>
       <w:tr>
         <w:tc>
           <w:tcPr>
-            <w:tcW w:type="dxa" w:w="2880"/>
+            <w:tcW w:type="dxa" w:w="3307"/>
             <w:shd w:fill="D9E2F3"/>
           </w:tcPr>
           <w:p>
@@ -2697,7 +2697,7 @@
         </w:tc>
         <w:tc>
           <w:tcPr>
-            <w:tcW w:type="dxa" w:w="2880"/>
+            <w:tcW w:type="dxa" w:w="3307"/>
             <w:shd w:fill="D9E2F3"/>
           </w:tcPr>
           <w:p>
@@ -2719,7 +2719,7 @@
         </w:tc>
         <w:tc>
           <w:tcPr>
-            <w:tcW w:type="dxa" w:w="2880"/>
+            <w:tcW w:type="dxa" w:w="3307"/>
             <w:shd w:fill="D9E2F3"/>
           </w:tcPr>
           <w:p>
@@ -2743,7 +2743,7 @@
       <w:tr>
         <w:tc>
           <w:tcPr>
-            <w:tcW w:type="dxa" w:w="2880"/>
+            <w:tcW w:type="dxa" w:w="3307"/>
           </w:tcPr>
           <w:p>
             <w:r>
@@ -2762,7 +2762,7 @@
         </w:tc>
         <w:tc>
           <w:tcPr>
-            <w:tcW w:type="dxa" w:w="2880"/>
+            <w:tcW w:type="dxa" w:w="3307"/>
           </w:tcPr>
           <w:p>
             <w:r>
@@ -2789,7 +2789,7 @@
         </w:tc>
         <w:tc>
           <w:tcPr>
-            <w:tcW w:type="dxa" w:w="2880"/>
+            <w:tcW w:type="dxa" w:w="3307"/>
           </w:tcPr>
           <w:p>
             <w:r>
@@ -2810,7 +2810,7 @@
       <w:tr>
         <w:tc>
           <w:tcPr>
-            <w:tcW w:type="dxa" w:w="2880"/>
+            <w:tcW w:type="dxa" w:w="3307"/>
           </w:tcPr>
           <w:p>
             <w:r>
@@ -2829,7 +2829,7 @@
         </w:tc>
         <w:tc>
           <w:tcPr>
-            <w:tcW w:type="dxa" w:w="2880"/>
+            <w:tcW w:type="dxa" w:w="3307"/>
           </w:tcPr>
           <w:p>
             <w:r>
@@ -2848,7 +2848,7 @@
         </w:tc>
         <w:tc>
           <w:tcPr>
-            <w:tcW w:type="dxa" w:w="2880"/>
+            <w:tcW w:type="dxa" w:w="3307"/>
           </w:tcPr>
           <w:p>
             <w:r>
@@ -2869,7 +2869,7 @@
       <w:tr>
         <w:tc>
           <w:tcPr>
-            <w:tcW w:type="dxa" w:w="2880"/>
+            <w:tcW w:type="dxa" w:w="3307"/>
           </w:tcPr>
           <w:p>
             <w:r>
@@ -2888,7 +2888,7 @@
         </w:tc>
         <w:tc>
           <w:tcPr>
-            <w:tcW w:type="dxa" w:w="2880"/>
+            <w:tcW w:type="dxa" w:w="3307"/>
           </w:tcPr>
           <w:p>
             <w:r>
@@ -2907,7 +2907,7 @@
         </w:tc>
         <w:tc>
           <w:tcPr>
-            <w:tcW w:type="dxa" w:w="2880"/>
+            <w:tcW w:type="dxa" w:w="3307"/>
           </w:tcPr>
           <w:p>
             <w:r>
@@ -2928,7 +2928,7 @@
       <w:tr>
         <w:tc>
           <w:tcPr>
-            <w:tcW w:type="dxa" w:w="2880"/>
+            <w:tcW w:type="dxa" w:w="3307"/>
           </w:tcPr>
           <w:p>
             <w:r>
@@ -2947,7 +2947,7 @@
         </w:tc>
         <w:tc>
           <w:tcPr>
-            <w:tcW w:type="dxa" w:w="2880"/>
+            <w:tcW w:type="dxa" w:w="3307"/>
           </w:tcPr>
           <w:p>
             <w:r>
@@ -2966,7 +2966,7 @@
         </w:tc>
         <w:tc>
           <w:tcPr>
-            <w:tcW w:type="dxa" w:w="2880"/>
+            <w:tcW w:type="dxa" w:w="3307"/>
           </w:tcPr>
           <w:p>
             <w:r>
@@ -3040,17 +3040,17 @@
       <w:tblPr>
         <w:tblStyle w:val="TableGrid"/>
         <w:tblW w:type="auto" w:w="0"/>
-        <w:tblLayout w:type="autofit"/>
+        <w:tblLayout w:type="fixed"/>
         <w:tblLook w:firstColumn="1" w:firstRow="1" w:lastColumn="0" w:lastRow="0" w:noHBand="0" w:noVBand="1" w:val="04A0"/>
       </w:tblPr>
       <w:tblGrid>
-        <w:gridCol w:w="4320"/>
-        <w:gridCol w:w="4320"/>
+        <w:gridCol w:w="4961"/>
+        <w:gridCol w:w="4961"/>
       </w:tblGrid>
       <w:tr>
         <w:tc>
           <w:tcPr>
-            <w:tcW w:type="dxa" w:w="4320"/>
+            <w:tcW w:type="dxa" w:w="4961"/>
             <w:shd w:fill="D9E2F3"/>
           </w:tcPr>
           <w:p>
@@ -3072,7 +3072,7 @@
         </w:tc>
         <w:tc>
           <w:tcPr>
-            <w:tcW w:type="dxa" w:w="4320"/>
+            <w:tcW w:type="dxa" w:w="4961"/>
             <w:shd w:fill="D9E2F3"/>
           </w:tcPr>
           <w:p>
@@ -3096,7 +3096,7 @@
       <w:tr>
         <w:tc>
           <w:tcPr>
-            <w:tcW w:type="dxa" w:w="4320"/>
+            <w:tcW w:type="dxa" w:w="4961"/>
           </w:tcPr>
           <w:p>
             <w:r>
@@ -3115,7 +3115,7 @@
         </w:tc>
         <w:tc>
           <w:tcPr>
-            <w:tcW w:type="dxa" w:w="4320"/>
+            <w:tcW w:type="dxa" w:w="4961"/>
           </w:tcPr>
           <w:p>
             <w:r>
@@ -3136,7 +3136,7 @@
       <w:tr>
         <w:tc>
           <w:tcPr>
-            <w:tcW w:type="dxa" w:w="4320"/>
+            <w:tcW w:type="dxa" w:w="4961"/>
           </w:tcPr>
           <w:p>
             <w:r>
@@ -3155,7 +3155,7 @@
         </w:tc>
         <w:tc>
           <w:tcPr>
-            <w:tcW w:type="dxa" w:w="4320"/>
+            <w:tcW w:type="dxa" w:w="4961"/>
           </w:tcPr>
           <w:p>
             <w:r>
@@ -3176,7 +3176,7 @@
       <w:tr>
         <w:tc>
           <w:tcPr>
-            <w:tcW w:type="dxa" w:w="4320"/>
+            <w:tcW w:type="dxa" w:w="4961"/>
           </w:tcPr>
           <w:p>
             <w:r>
@@ -3195,7 +3195,7 @@
         </w:tc>
         <w:tc>
           <w:tcPr>
-            <w:tcW w:type="dxa" w:w="4320"/>
+            <w:tcW w:type="dxa" w:w="4961"/>
           </w:tcPr>
           <w:p>
             <w:r>
@@ -3216,7 +3216,7 @@
       <w:tr>
         <w:tc>
           <w:tcPr>
-            <w:tcW w:type="dxa" w:w="4320"/>
+            <w:tcW w:type="dxa" w:w="4961"/>
           </w:tcPr>
           <w:p>
             <w:r>
@@ -3235,7 +3235,7 @@
         </w:tc>
         <w:tc>
           <w:tcPr>
-            <w:tcW w:type="dxa" w:w="4320"/>
+            <w:tcW w:type="dxa" w:w="4961"/>
           </w:tcPr>
           <w:p>
             <w:r>
@@ -3291,17 +3291,17 @@
       <w:tblPr>
         <w:tblStyle w:val="TableGrid"/>
         <w:tblW w:type="auto" w:w="0"/>
-        <w:tblLayout w:type="autofit"/>
+        <w:tblLayout w:type="fixed"/>
         <w:tblLook w:firstColumn="1" w:firstRow="1" w:lastColumn="0" w:lastRow="0" w:noHBand="0" w:noVBand="1" w:val="04A0"/>
       </w:tblPr>
       <w:tblGrid>
-        <w:gridCol w:w="4320"/>
-        <w:gridCol w:w="4320"/>
+        <w:gridCol w:w="4961"/>
+        <w:gridCol w:w="4961"/>
       </w:tblGrid>
       <w:tr>
         <w:tc>
           <w:tcPr>
-            <w:tcW w:type="dxa" w:w="4320"/>
+            <w:tcW w:type="dxa" w:w="4961"/>
             <w:shd w:fill="D9E2F3"/>
           </w:tcPr>
           <w:p>
@@ -3323,7 +3323,7 @@
         </w:tc>
         <w:tc>
           <w:tcPr>
-            <w:tcW w:type="dxa" w:w="4320"/>
+            <w:tcW w:type="dxa" w:w="4961"/>
             <w:shd w:fill="D9E2F3"/>
           </w:tcPr>
           <w:p>
@@ -3347,7 +3347,7 @@
       <w:tr>
         <w:tc>
           <w:tcPr>
-            <w:tcW w:type="dxa" w:w="4320"/>
+            <w:tcW w:type="dxa" w:w="4961"/>
           </w:tcPr>
           <w:p>
             <w:r>
@@ -3366,7 +3366,7 @@
         </w:tc>
         <w:tc>
           <w:tcPr>
-            <w:tcW w:type="dxa" w:w="4320"/>
+            <w:tcW w:type="dxa" w:w="4961"/>
           </w:tcPr>
           <w:p>
             <w:r>
@@ -3387,7 +3387,7 @@
       <w:tr>
         <w:tc>
           <w:tcPr>
-            <w:tcW w:type="dxa" w:w="4320"/>
+            <w:tcW w:type="dxa" w:w="4961"/>
           </w:tcPr>
           <w:p>
             <w:r>
@@ -3406,7 +3406,7 @@
         </w:tc>
         <w:tc>
           <w:tcPr>
-            <w:tcW w:type="dxa" w:w="4320"/>
+            <w:tcW w:type="dxa" w:w="4961"/>
           </w:tcPr>
           <w:p>
             <w:r>
@@ -3427,7 +3427,7 @@
       <w:tr>
         <w:tc>
           <w:tcPr>
-            <w:tcW w:type="dxa" w:w="4320"/>
+            <w:tcW w:type="dxa" w:w="4961"/>
           </w:tcPr>
           <w:p>
             <w:r>
@@ -3446,7 +3446,7 @@
         </w:tc>
         <w:tc>
           <w:tcPr>
-            <w:tcW w:type="dxa" w:w="4320"/>
+            <w:tcW w:type="dxa" w:w="4961"/>
           </w:tcPr>
           <w:p>
             <w:r>
@@ -3467,7 +3467,7 @@
       <w:tr>
         <w:tc>
           <w:tcPr>
-            <w:tcW w:type="dxa" w:w="4320"/>
+            <w:tcW w:type="dxa" w:w="4961"/>
           </w:tcPr>
           <w:p>
             <w:r>
@@ -3486,7 +3486,7 @@
         </w:tc>
         <w:tc>
           <w:tcPr>
-            <w:tcW w:type="dxa" w:w="4320"/>
+            <w:tcW w:type="dxa" w:w="4961"/>
           </w:tcPr>
           <w:p>
             <w:r>
@@ -3507,7 +3507,7 @@
       <w:tr>
         <w:tc>
           <w:tcPr>
-            <w:tcW w:type="dxa" w:w="4320"/>
+            <w:tcW w:type="dxa" w:w="4961"/>
           </w:tcPr>
           <w:p>
             <w:r>
@@ -3526,7 +3526,7 @@
         </w:tc>
         <w:tc>
           <w:tcPr>
-            <w:tcW w:type="dxa" w:w="4320"/>
+            <w:tcW w:type="dxa" w:w="4961"/>
           </w:tcPr>
           <w:p>
             <w:r>
@@ -3582,17 +3582,17 @@
       <w:tblPr>
         <w:tblStyle w:val="TableGrid"/>
         <w:tblW w:type="auto" w:w="0"/>
-        <w:tblLayout w:type="autofit"/>
+        <w:tblLayout w:type="fixed"/>
         <w:tblLook w:firstColumn="1" w:firstRow="1" w:lastColumn="0" w:lastRow="0" w:noHBand="0" w:noVBand="1" w:val="04A0"/>
       </w:tblPr>
       <w:tblGrid>
-        <w:gridCol w:w="4320"/>
-        <w:gridCol w:w="4320"/>
+        <w:gridCol w:w="4961"/>
+        <w:gridCol w:w="4961"/>
       </w:tblGrid>
       <w:tr>
         <w:tc>
           <w:tcPr>
-            <w:tcW w:type="dxa" w:w="4320"/>
+            <w:tcW w:type="dxa" w:w="4961"/>
             <w:shd w:fill="D9E2F3"/>
           </w:tcPr>
           <w:p>
@@ -3614,7 +3614,7 @@
         </w:tc>
         <w:tc>
           <w:tcPr>
-            <w:tcW w:type="dxa" w:w="4320"/>
+            <w:tcW w:type="dxa" w:w="4961"/>
             <w:shd w:fill="D9E2F3"/>
           </w:tcPr>
           <w:p>
@@ -3638,7 +3638,7 @@
       <w:tr>
         <w:tc>
           <w:tcPr>
-            <w:tcW w:type="dxa" w:w="4320"/>
+            <w:tcW w:type="dxa" w:w="4961"/>
           </w:tcPr>
           <w:p>
             <w:r>
@@ -3657,7 +3657,7 @@
         </w:tc>
         <w:tc>
           <w:tcPr>
-            <w:tcW w:type="dxa" w:w="4320"/>
+            <w:tcW w:type="dxa" w:w="4961"/>
           </w:tcPr>
           <w:p>
             <w:r>
@@ -3678,7 +3678,7 @@
       <w:tr>
         <w:tc>
           <w:tcPr>
-            <w:tcW w:type="dxa" w:w="4320"/>
+            <w:tcW w:type="dxa" w:w="4961"/>
           </w:tcPr>
           <w:p>
             <w:r>
@@ -3697,7 +3697,7 @@
         </w:tc>
         <w:tc>
           <w:tcPr>
-            <w:tcW w:type="dxa" w:w="4320"/>
+            <w:tcW w:type="dxa" w:w="4961"/>
           </w:tcPr>
           <w:p>
             <w:r>
@@ -3718,7 +3718,7 @@
       <w:tr>
         <w:tc>
           <w:tcPr>
-            <w:tcW w:type="dxa" w:w="4320"/>
+            <w:tcW w:type="dxa" w:w="4961"/>
           </w:tcPr>
           <w:p>
             <w:r>
@@ -3737,7 +3737,7 @@
         </w:tc>
         <w:tc>
           <w:tcPr>
-            <w:tcW w:type="dxa" w:w="4320"/>
+            <w:tcW w:type="dxa" w:w="4961"/>
           </w:tcPr>
           <w:p>
             <w:r>
@@ -3758,7 +3758,7 @@
       <w:tr>
         <w:tc>
           <w:tcPr>
-            <w:tcW w:type="dxa" w:w="4320"/>
+            <w:tcW w:type="dxa" w:w="4961"/>
           </w:tcPr>
           <w:p>
             <w:r>
@@ -3777,7 +3777,7 @@
         </w:tc>
         <w:tc>
           <w:tcPr>
-            <w:tcW w:type="dxa" w:w="4320"/>
+            <w:tcW w:type="dxa" w:w="4961"/>
           </w:tcPr>
           <w:p>
             <w:r>
@@ -3833,17 +3833,17 @@
       <w:tblPr>
         <w:tblStyle w:val="TableGrid"/>
         <w:tblW w:type="auto" w:w="0"/>
-        <w:tblLayout w:type="autofit"/>
+        <w:tblLayout w:type="fixed"/>
         <w:tblLook w:firstColumn="1" w:firstRow="1" w:lastColumn="0" w:lastRow="0" w:noHBand="0" w:noVBand="1" w:val="04A0"/>
       </w:tblPr>
       <w:tblGrid>
-        <w:gridCol w:w="4320"/>
-        <w:gridCol w:w="4320"/>
+        <w:gridCol w:w="4961"/>
+        <w:gridCol w:w="4961"/>
       </w:tblGrid>
       <w:tr>
         <w:tc>
           <w:tcPr>
-            <w:tcW w:type="dxa" w:w="4320"/>
+            <w:tcW w:type="dxa" w:w="4961"/>
             <w:shd w:fill="D9E2F3"/>
           </w:tcPr>
           <w:p>
@@ -3865,7 +3865,7 @@
         </w:tc>
         <w:tc>
           <w:tcPr>
-            <w:tcW w:type="dxa" w:w="4320"/>
+            <w:tcW w:type="dxa" w:w="4961"/>
             <w:shd w:fill="D9E2F3"/>
           </w:tcPr>
           <w:p>
@@ -3889,7 +3889,7 @@
       <w:tr>
         <w:tc>
           <w:tcPr>
-            <w:tcW w:type="dxa" w:w="4320"/>
+            <w:tcW w:type="dxa" w:w="4961"/>
           </w:tcPr>
           <w:p>
             <w:r>
@@ -3908,7 +3908,7 @@
         </w:tc>
         <w:tc>
           <w:tcPr>
-            <w:tcW w:type="dxa" w:w="4320"/>
+            <w:tcW w:type="dxa" w:w="4961"/>
           </w:tcPr>
           <w:p>
             <w:r>
@@ -3929,7 +3929,7 @@
       <w:tr>
         <w:tc>
           <w:tcPr>
-            <w:tcW w:type="dxa" w:w="4320"/>
+            <w:tcW w:type="dxa" w:w="4961"/>
           </w:tcPr>
           <w:p>
             <w:r>
@@ -3948,7 +3948,7 @@
         </w:tc>
         <w:tc>
           <w:tcPr>
-            <w:tcW w:type="dxa" w:w="4320"/>
+            <w:tcW w:type="dxa" w:w="4961"/>
           </w:tcPr>
           <w:p>
             <w:r>
@@ -3969,7 +3969,7 @@
       <w:tr>
         <w:tc>
           <w:tcPr>
-            <w:tcW w:type="dxa" w:w="4320"/>
+            <w:tcW w:type="dxa" w:w="4961"/>
           </w:tcPr>
           <w:p>
             <w:r>
@@ -3988,7 +3988,7 @@
         </w:tc>
         <w:tc>
           <w:tcPr>
-            <w:tcW w:type="dxa" w:w="4320"/>
+            <w:tcW w:type="dxa" w:w="4961"/>
           </w:tcPr>
           <w:p>
             <w:r>
@@ -4009,7 +4009,7 @@
       <w:tr>
         <w:tc>
           <w:tcPr>
-            <w:tcW w:type="dxa" w:w="4320"/>
+            <w:tcW w:type="dxa" w:w="4961"/>
           </w:tcPr>
           <w:p>
             <w:r>
@@ -4028,7 +4028,7 @@
         </w:tc>
         <w:tc>
           <w:tcPr>
-            <w:tcW w:type="dxa" w:w="4320"/>
+            <w:tcW w:type="dxa" w:w="4961"/>
           </w:tcPr>
           <w:p>
             <w:r>
@@ -4049,7 +4049,7 @@
       <w:tr>
         <w:tc>
           <w:tcPr>
-            <w:tcW w:type="dxa" w:w="4320"/>
+            <w:tcW w:type="dxa" w:w="4961"/>
           </w:tcPr>
           <w:p>
             <w:r>
@@ -4068,7 +4068,7 @@
         </w:tc>
         <w:tc>
           <w:tcPr>
-            <w:tcW w:type="dxa" w:w="4320"/>
+            <w:tcW w:type="dxa" w:w="4961"/>
           </w:tcPr>
           <w:p>
             <w:r>
@@ -4089,7 +4089,7 @@
       <w:tr>
         <w:tc>
           <w:tcPr>
-            <w:tcW w:type="dxa" w:w="4320"/>
+            <w:tcW w:type="dxa" w:w="4961"/>
           </w:tcPr>
           <w:p>
             <w:r>
@@ -4108,7 +4108,7 @@
         </w:tc>
         <w:tc>
           <w:tcPr>
-            <w:tcW w:type="dxa" w:w="4320"/>
+            <w:tcW w:type="dxa" w:w="4961"/>
           </w:tcPr>
           <w:p>
             <w:r>
@@ -4129,7 +4129,7 @@
       <w:tr>
         <w:tc>
           <w:tcPr>
-            <w:tcW w:type="dxa" w:w="4320"/>
+            <w:tcW w:type="dxa" w:w="4961"/>
           </w:tcPr>
           <w:p>
             <w:r>
@@ -4148,7 +4148,7 @@
         </w:tc>
         <w:tc>
           <w:tcPr>
-            <w:tcW w:type="dxa" w:w="4320"/>
+            <w:tcW w:type="dxa" w:w="4961"/>
           </w:tcPr>
           <w:p>
             <w:r>
@@ -4169,7 +4169,7 @@
       <w:tr>
         <w:tc>
           <w:tcPr>
-            <w:tcW w:type="dxa" w:w="4320"/>
+            <w:tcW w:type="dxa" w:w="4961"/>
           </w:tcPr>
           <w:p>
             <w:r>
@@ -4188,7 +4188,7 @@
         </w:tc>
         <w:tc>
           <w:tcPr>
-            <w:tcW w:type="dxa" w:w="4320"/>
+            <w:tcW w:type="dxa" w:w="4961"/>
           </w:tcPr>
           <w:p>
             <w:r>
@@ -4209,7 +4209,7 @@
       <w:tr>
         <w:tc>
           <w:tcPr>
-            <w:tcW w:type="dxa" w:w="4320"/>
+            <w:tcW w:type="dxa" w:w="4961"/>
           </w:tcPr>
           <w:p>
             <w:r>
@@ -4228,7 +4228,7 @@
         </w:tc>
         <w:tc>
           <w:tcPr>
-            <w:tcW w:type="dxa" w:w="4320"/>
+            <w:tcW w:type="dxa" w:w="4961"/>
           </w:tcPr>
           <w:p>
             <w:r>
@@ -4249,7 +4249,7 @@
       <w:tr>
         <w:tc>
           <w:tcPr>
-            <w:tcW w:type="dxa" w:w="4320"/>
+            <w:tcW w:type="dxa" w:w="4961"/>
           </w:tcPr>
           <w:p>
             <w:r>
@@ -4268,7 +4268,7 @@
         </w:tc>
         <w:tc>
           <w:tcPr>
-            <w:tcW w:type="dxa" w:w="4320"/>
+            <w:tcW w:type="dxa" w:w="4961"/>
           </w:tcPr>
           <w:p>
             <w:r>
@@ -4289,7 +4289,7 @@
       <w:tr>
         <w:tc>
           <w:tcPr>
-            <w:tcW w:type="dxa" w:w="4320"/>
+            <w:tcW w:type="dxa" w:w="4961"/>
           </w:tcPr>
           <w:p>
             <w:r>
@@ -4308,7 +4308,7 @@
         </w:tc>
         <w:tc>
           <w:tcPr>
-            <w:tcW w:type="dxa" w:w="4320"/>
+            <w:tcW w:type="dxa" w:w="4961"/>
           </w:tcPr>
           <w:p>
             <w:r>
@@ -4364,17 +4364,17 @@
       <w:tblPr>
         <w:tblStyle w:val="TableGrid"/>
         <w:tblW w:type="auto" w:w="0"/>
-        <w:tblLayout w:type="autofit"/>
+        <w:tblLayout w:type="fixed"/>
         <w:tblLook w:firstColumn="1" w:firstRow="1" w:lastColumn="0" w:lastRow="0" w:noHBand="0" w:noVBand="1" w:val="04A0"/>
       </w:tblPr>
       <w:tblGrid>
-        <w:gridCol w:w="4320"/>
-        <w:gridCol w:w="4320"/>
+        <w:gridCol w:w="4961"/>
+        <w:gridCol w:w="4961"/>
       </w:tblGrid>
       <w:tr>
         <w:tc>
           <w:tcPr>
-            <w:tcW w:type="dxa" w:w="4320"/>
+            <w:tcW w:type="dxa" w:w="4961"/>
             <w:shd w:fill="D9E2F3"/>
           </w:tcPr>
           <w:p>
@@ -4396,7 +4396,7 @@
         </w:tc>
         <w:tc>
           <w:tcPr>
-            <w:tcW w:type="dxa" w:w="4320"/>
+            <w:tcW w:type="dxa" w:w="4961"/>
             <w:shd w:fill="D9E2F3"/>
           </w:tcPr>
           <w:p>
@@ -4420,7 +4420,7 @@
       <w:tr>
         <w:tc>
           <w:tcPr>
-            <w:tcW w:type="dxa" w:w="4320"/>
+            <w:tcW w:type="dxa" w:w="4961"/>
           </w:tcPr>
           <w:p>
             <w:r>
@@ -4439,7 +4439,7 @@
         </w:tc>
         <w:tc>
           <w:tcPr>
-            <w:tcW w:type="dxa" w:w="4320"/>
+            <w:tcW w:type="dxa" w:w="4961"/>
           </w:tcPr>
           <w:p>
             <w:r>
@@ -4460,7 +4460,7 @@
       <w:tr>
         <w:tc>
           <w:tcPr>
-            <w:tcW w:type="dxa" w:w="4320"/>
+            <w:tcW w:type="dxa" w:w="4961"/>
           </w:tcPr>
           <w:p>
             <w:r>
@@ -4479,7 +4479,7 @@
         </w:tc>
         <w:tc>
           <w:tcPr>
-            <w:tcW w:type="dxa" w:w="4320"/>
+            <w:tcW w:type="dxa" w:w="4961"/>
           </w:tcPr>
           <w:p>
             <w:r>
@@ -4500,7 +4500,7 @@
       <w:tr>
         <w:tc>
           <w:tcPr>
-            <w:tcW w:type="dxa" w:w="4320"/>
+            <w:tcW w:type="dxa" w:w="4961"/>
           </w:tcPr>
           <w:p>
             <w:r>
@@ -4519,7 +4519,7 @@
         </w:tc>
         <w:tc>
           <w:tcPr>
-            <w:tcW w:type="dxa" w:w="4320"/>
+            <w:tcW w:type="dxa" w:w="4961"/>
           </w:tcPr>
           <w:p>
             <w:r>
@@ -4540,7 +4540,7 @@
       <w:tr>
         <w:tc>
           <w:tcPr>
-            <w:tcW w:type="dxa" w:w="4320"/>
+            <w:tcW w:type="dxa" w:w="4961"/>
           </w:tcPr>
           <w:p>
             <w:r>
@@ -4559,7 +4559,7 @@
         </w:tc>
         <w:tc>
           <w:tcPr>
-            <w:tcW w:type="dxa" w:w="4320"/>
+            <w:tcW w:type="dxa" w:w="4961"/>
           </w:tcPr>
           <w:p>
             <w:r>
@@ -4580,7 +4580,7 @@
       <w:tr>
         <w:tc>
           <w:tcPr>
-            <w:tcW w:type="dxa" w:w="4320"/>
+            <w:tcW w:type="dxa" w:w="4961"/>
           </w:tcPr>
           <w:p>
             <w:r>
@@ -4599,7 +4599,7 @@
         </w:tc>
         <w:tc>
           <w:tcPr>
-            <w:tcW w:type="dxa" w:w="4320"/>
+            <w:tcW w:type="dxa" w:w="4961"/>
           </w:tcPr>
           <w:p>
             <w:r>
@@ -4620,7 +4620,7 @@
       <w:tr>
         <w:tc>
           <w:tcPr>
-            <w:tcW w:type="dxa" w:w="4320"/>
+            <w:tcW w:type="dxa" w:w="4961"/>
           </w:tcPr>
           <w:p>
             <w:r>
@@ -4639,7 +4639,7 @@
         </w:tc>
         <w:tc>
           <w:tcPr>
-            <w:tcW w:type="dxa" w:w="4320"/>
+            <w:tcW w:type="dxa" w:w="4961"/>
           </w:tcPr>
           <w:p>
             <w:r>
@@ -4660,7 +4660,7 @@
       <w:tr>
         <w:tc>
           <w:tcPr>
-            <w:tcW w:type="dxa" w:w="4320"/>
+            <w:tcW w:type="dxa" w:w="4961"/>
           </w:tcPr>
           <w:p>
             <w:r>
@@ -4679,7 +4679,7 @@
         </w:tc>
         <w:tc>
           <w:tcPr>
-            <w:tcW w:type="dxa" w:w="4320"/>
+            <w:tcW w:type="dxa" w:w="4961"/>
           </w:tcPr>
           <w:p>
             <w:r>
@@ -4735,17 +4735,17 @@
       <w:tblPr>
         <w:tblStyle w:val="TableGrid"/>
         <w:tblW w:type="auto" w:w="0"/>
-        <w:tblLayout w:type="autofit"/>
+        <w:tblLayout w:type="fixed"/>
         <w:tblLook w:firstColumn="1" w:firstRow="1" w:lastColumn="0" w:lastRow="0" w:noHBand="0" w:noVBand="1" w:val="04A0"/>
       </w:tblPr>
       <w:tblGrid>
-        <w:gridCol w:w="4320"/>
-        <w:gridCol w:w="4320"/>
+        <w:gridCol w:w="4961"/>
+        <w:gridCol w:w="4961"/>
       </w:tblGrid>
       <w:tr>
         <w:tc>
           <w:tcPr>
-            <w:tcW w:type="dxa" w:w="4320"/>
+            <w:tcW w:type="dxa" w:w="4961"/>
             <w:shd w:fill="D9E2F3"/>
           </w:tcPr>
           <w:p>
@@ -4767,7 +4767,7 @@
         </w:tc>
         <w:tc>
           <w:tcPr>
-            <w:tcW w:type="dxa" w:w="4320"/>
+            <w:tcW w:type="dxa" w:w="4961"/>
             <w:shd w:fill="D9E2F3"/>
           </w:tcPr>
           <w:p>
@@ -4791,7 +4791,7 @@
       <w:tr>
         <w:tc>
           <w:tcPr>
-            <w:tcW w:type="dxa" w:w="4320"/>
+            <w:tcW w:type="dxa" w:w="4961"/>
           </w:tcPr>
           <w:p>
             <w:r>
@@ -4810,7 +4810,7 @@
         </w:tc>
         <w:tc>
           <w:tcPr>
-            <w:tcW w:type="dxa" w:w="4320"/>
+            <w:tcW w:type="dxa" w:w="4961"/>
           </w:tcPr>
           <w:p>
             <w:r>
@@ -4831,7 +4831,7 @@
       <w:tr>
         <w:tc>
           <w:tcPr>
-            <w:tcW w:type="dxa" w:w="4320"/>
+            <w:tcW w:type="dxa" w:w="4961"/>
           </w:tcPr>
           <w:p>
             <w:r>
@@ -4850,7 +4850,7 @@
         </w:tc>
         <w:tc>
           <w:tcPr>
-            <w:tcW w:type="dxa" w:w="4320"/>
+            <w:tcW w:type="dxa" w:w="4961"/>
           </w:tcPr>
           <w:p>
             <w:r>
@@ -4871,7 +4871,7 @@
       <w:tr>
         <w:tc>
           <w:tcPr>
-            <w:tcW w:type="dxa" w:w="4320"/>
+            <w:tcW w:type="dxa" w:w="4961"/>
           </w:tcPr>
           <w:p>
             <w:r>
@@ -4890,7 +4890,7 @@
         </w:tc>
         <w:tc>
           <w:tcPr>
-            <w:tcW w:type="dxa" w:w="4320"/>
+            <w:tcW w:type="dxa" w:w="4961"/>
           </w:tcPr>
           <w:p>
             <w:r>
@@ -4946,17 +4946,17 @@
       <w:tblPr>
         <w:tblStyle w:val="TableGrid"/>
         <w:tblW w:type="auto" w:w="0"/>
-        <w:tblLayout w:type="autofit"/>
+        <w:tblLayout w:type="fixed"/>
         <w:tblLook w:firstColumn="1" w:firstRow="1" w:lastColumn="0" w:lastRow="0" w:noHBand="0" w:noVBand="1" w:val="04A0"/>
       </w:tblPr>
       <w:tblGrid>
-        <w:gridCol w:w="4320"/>
-        <w:gridCol w:w="4320"/>
+        <w:gridCol w:w="4961"/>
+        <w:gridCol w:w="4961"/>
       </w:tblGrid>
       <w:tr>
         <w:tc>
           <w:tcPr>
-            <w:tcW w:type="dxa" w:w="4320"/>
+            <w:tcW w:type="dxa" w:w="4961"/>
             <w:shd w:fill="D9E2F3"/>
           </w:tcPr>
           <w:p>
@@ -4978,7 +4978,7 @@
         </w:tc>
         <w:tc>
           <w:tcPr>
-            <w:tcW w:type="dxa" w:w="4320"/>
+            <w:tcW w:type="dxa" w:w="4961"/>
             <w:shd w:fill="D9E2F3"/>
           </w:tcPr>
           <w:p>
@@ -5002,7 +5002,7 @@
       <w:tr>
         <w:tc>
           <w:tcPr>
-            <w:tcW w:type="dxa" w:w="4320"/>
+            <w:tcW w:type="dxa" w:w="4961"/>
           </w:tcPr>
           <w:p>
             <w:r>
@@ -5021,7 +5021,7 @@
         </w:tc>
         <w:tc>
           <w:tcPr>
-            <w:tcW w:type="dxa" w:w="4320"/>
+            <w:tcW w:type="dxa" w:w="4961"/>
           </w:tcPr>
           <w:p>
             <w:r>
@@ -5042,7 +5042,7 @@
       <w:tr>
         <w:tc>
           <w:tcPr>
-            <w:tcW w:type="dxa" w:w="4320"/>
+            <w:tcW w:type="dxa" w:w="4961"/>
           </w:tcPr>
           <w:p>
             <w:r>
@@ -5061,7 +5061,7 @@
         </w:tc>
         <w:tc>
           <w:tcPr>
-            <w:tcW w:type="dxa" w:w="4320"/>
+            <w:tcW w:type="dxa" w:w="4961"/>
           </w:tcPr>
           <w:p>
             <w:r>
@@ -5255,17 +5255,17 @@
       <w:tblPr>
         <w:tblStyle w:val="TableGrid"/>
         <w:tblW w:type="auto" w:w="0"/>
-        <w:tblLayout w:type="autofit"/>
+        <w:tblLayout w:type="fixed"/>
         <w:tblLook w:firstColumn="1" w:firstRow="1" w:lastColumn="0" w:lastRow="0" w:noHBand="0" w:noVBand="1" w:val="04A0"/>
       </w:tblPr>
       <w:tblGrid>
-        <w:gridCol w:w="4320"/>
-        <w:gridCol w:w="4320"/>
+        <w:gridCol w:w="4961"/>
+        <w:gridCol w:w="4961"/>
       </w:tblGrid>
       <w:tr>
         <w:tc>
           <w:tcPr>
-            <w:tcW w:type="dxa" w:w="4320"/>
+            <w:tcW w:type="dxa" w:w="4961"/>
             <w:shd w:fill="D9E2F3"/>
           </w:tcPr>
           <w:p>
@@ -5287,7 +5287,7 @@
         </w:tc>
         <w:tc>
           <w:tcPr>
-            <w:tcW w:type="dxa" w:w="4320"/>
+            <w:tcW w:type="dxa" w:w="4961"/>
             <w:shd w:fill="D9E2F3"/>
           </w:tcPr>
           <w:p>
@@ -5311,7 +5311,7 @@
       <w:tr>
         <w:tc>
           <w:tcPr>
-            <w:tcW w:type="dxa" w:w="4320"/>
+            <w:tcW w:type="dxa" w:w="4961"/>
           </w:tcPr>
           <w:p>
             <w:r>
@@ -5330,7 +5330,7 @@
         </w:tc>
         <w:tc>
           <w:tcPr>
-            <w:tcW w:type="dxa" w:w="4320"/>
+            <w:tcW w:type="dxa" w:w="4961"/>
           </w:tcPr>
           <w:p>
             <w:r>
@@ -5351,7 +5351,7 @@
       <w:tr>
         <w:tc>
           <w:tcPr>
-            <w:tcW w:type="dxa" w:w="4320"/>
+            <w:tcW w:type="dxa" w:w="4961"/>
           </w:tcPr>
           <w:p>
             <w:r>
@@ -5370,7 +5370,7 @@
         </w:tc>
         <w:tc>
           <w:tcPr>
-            <w:tcW w:type="dxa" w:w="4320"/>
+            <w:tcW w:type="dxa" w:w="4961"/>
           </w:tcPr>
           <w:p>
             <w:r>
@@ -5405,7 +5405,7 @@
       <w:tr>
         <w:tc>
           <w:tcPr>
-            <w:tcW w:type="dxa" w:w="4320"/>
+            <w:tcW w:type="dxa" w:w="4961"/>
           </w:tcPr>
           <w:p>
             <w:r>
@@ -5424,7 +5424,7 @@
         </w:tc>
         <w:tc>
           <w:tcPr>
-            <w:tcW w:type="dxa" w:w="4320"/>
+            <w:tcW w:type="dxa" w:w="4961"/>
           </w:tcPr>
           <w:p>
             <w:r>
@@ -5445,7 +5445,7 @@
       <w:tr>
         <w:tc>
           <w:tcPr>
-            <w:tcW w:type="dxa" w:w="4320"/>
+            <w:tcW w:type="dxa" w:w="4961"/>
           </w:tcPr>
           <w:p>
             <w:r>
@@ -5464,7 +5464,7 @@
         </w:tc>
         <w:tc>
           <w:tcPr>
-            <w:tcW w:type="dxa" w:w="4320"/>
+            <w:tcW w:type="dxa" w:w="4961"/>
           </w:tcPr>
           <w:p>
             <w:r>
@@ -5485,7 +5485,7 @@
       <w:tr>
         <w:tc>
           <w:tcPr>
-            <w:tcW w:type="dxa" w:w="4320"/>
+            <w:tcW w:type="dxa" w:w="4961"/>
           </w:tcPr>
           <w:p>
             <w:r>
@@ -5504,7 +5504,7 @@
         </w:tc>
         <w:tc>
           <w:tcPr>
-            <w:tcW w:type="dxa" w:w="4320"/>
+            <w:tcW w:type="dxa" w:w="4961"/>
           </w:tcPr>
           <w:p>
             <w:r>
@@ -5525,7 +5525,7 @@
       <w:tr>
         <w:tc>
           <w:tcPr>
-            <w:tcW w:type="dxa" w:w="4320"/>
+            <w:tcW w:type="dxa" w:w="4961"/>
           </w:tcPr>
           <w:p>
             <w:r>
@@ -5544,7 +5544,7 @@
         </w:tc>
         <w:tc>
           <w:tcPr>
-            <w:tcW w:type="dxa" w:w="4320"/>
+            <w:tcW w:type="dxa" w:w="4961"/>
           </w:tcPr>
           <w:p>
             <w:r>
@@ -5565,7 +5565,7 @@
       <w:tr>
         <w:tc>
           <w:tcPr>
-            <w:tcW w:type="dxa" w:w="4320"/>
+            <w:tcW w:type="dxa" w:w="4961"/>
           </w:tcPr>
           <w:p>
             <w:r>
@@ -5584,7 +5584,7 @@
         </w:tc>
         <w:tc>
           <w:tcPr>
-            <w:tcW w:type="dxa" w:w="4320"/>
+            <w:tcW w:type="dxa" w:w="4961"/>
           </w:tcPr>
           <w:p>
             <w:r>
@@ -5607,8 +5607,8 @@
     <w:sectPr>
       <w:footerReference w:type="default" r:id="rId9"/>
       <w:headerReference w:type="default" r:id="rId10"/>
-      <w:pgSz w:w="12240" w:h="15840"/>
-      <w:pgMar w:top="1440" w:right="1800" w:bottom="1440" w:left="1800" w:header="720" w:footer="720" w:gutter="0"/>
+      <w:pgSz w:w="11906" w:h="16838"/>
+      <w:pgMar w:top="1417" w:right="850" w:bottom="1134" w:left="1134" w:header="720" w:footer="720" w:gutter="0"/>
       <w:cols w:space="720"/>
       <w:docGrid w:linePitch="360"/>
     </w:sectPr>

--- a/docs/sdlc/README.docx
+++ b/docs/sdlc/README.docx
@@ -989,7 +989,7 @@
           <w:rFonts w:ascii="Yu Gothic" w:hAnsi="Yu Gothic" w:eastAsia="Yu Gothic"/>
           <w:sz w:val="20"/>
         </w:rPr>
-        <w:t>表 2-2　テスト実行結果</w:t>
+        <w:t>表 2-2　テスト実行結果（すべて 2026-08-03 に現構成で実測）</w:t>
       </w:r>
     </w:p>
     <w:p>
@@ -1001,7 +1001,19 @@
           <w:rFonts w:ascii="Yu Gothic" w:hAnsi="Yu Gothic" w:eastAsia="Yu Gothic"/>
           <w:sz w:val="20"/>
         </w:rPr>
-        <w:t>表 3-1　既知のリスク（納品前に判断が必要）</w:t>
+        <w:t>表 3-1　解消済み（2026-08-03）</w:t>
+      </w:r>
+    </w:p>
+    <w:p>
+      <w:pPr>
+        <w:ind w:left="240"/>
+      </w:pPr>
+      <w:r>
+        <w:rPr>
+          <w:rFonts w:ascii="Yu Gothic" w:hAnsi="Yu Gothic" w:eastAsia="Yu Gothic"/>
+          <w:sz w:val="20"/>
+        </w:rPr>
+        <w:t>表 3-2　残る要対応事項</w:t>
       </w:r>
     </w:p>
     <w:p>
@@ -2200,7 +2212,7 @@
           <w:rFonts w:ascii="Yu Gothic" w:hAnsi="Yu Gothic" w:eastAsia="Yu Gothic"/>
           <w:color w:val="1F3763"/>
         </w:rPr>
-        <w:t>テスト実行結果</w:t>
+        <w:t>テスト実行結果（すべて 2026-08-03 に現構成で実測）</w:t>
       </w:r>
     </w:p>
     <w:p>
@@ -2214,450 +2226,7 @@
           <w:color w:val="444444"/>
           <w:sz w:val="18"/>
         </w:rPr>
-        <w:t>表 2-2　テスト実行結果</w:t>
-      </w:r>
-    </w:p>
-    <w:tbl>
-      <w:tblPr>
-        <w:tblStyle w:val="TableGrid"/>
-        <w:tblW w:type="auto" w:w="0"/>
-        <w:tblLayout w:type="fixed"/>
-        <w:tblLook w:firstColumn="1" w:firstRow="1" w:lastColumn="0" w:lastRow="0" w:noHBand="0" w:noVBand="1" w:val="04A0"/>
-      </w:tblPr>
-      <w:tblGrid>
-        <w:gridCol w:w="2480"/>
-        <w:gridCol w:w="2480"/>
-        <w:gridCol w:w="2480"/>
-        <w:gridCol w:w="2480"/>
-      </w:tblGrid>
-      <w:tr>
-        <w:tc>
-          <w:tcPr>
-            <w:tcW w:type="dxa" w:w="2480"/>
-            <w:shd w:fill="D9E2F3"/>
-          </w:tcPr>
-          <w:p>
-            <w:r>
-              <w:rPr>
-                <w:b/>
-                <w:sz w:val="18"/>
-              </w:rPr>
-            </w:r>
-            <w:r>
-              <w:rPr>
-                <w:rFonts w:ascii="Yu Gothic" w:hAnsi="Yu Gothic" w:eastAsia="Yu Gothic"/>
-                <w:b/>
-                <w:sz w:val="18"/>
-              </w:rPr>
-              <w:t>指標</w:t>
-            </w:r>
-          </w:p>
-        </w:tc>
-        <w:tc>
-          <w:tcPr>
-            <w:tcW w:type="dxa" w:w="2480"/>
-            <w:shd w:fill="D9E2F3"/>
-          </w:tcPr>
-          <w:p>
-            <w:r>
-              <w:rPr>
-                <w:b/>
-                <w:sz w:val="18"/>
-              </w:rPr>
-            </w:r>
-            <w:r>
-              <w:rPr>
-                <w:rFonts w:ascii="Yu Gothic" w:hAnsi="Yu Gothic" w:eastAsia="Yu Gothic"/>
-                <w:b/>
-                <w:sz w:val="18"/>
-              </w:rPr>
-              <w:t>値</w:t>
-            </w:r>
-          </w:p>
-        </w:tc>
-        <w:tc>
-          <w:tcPr>
-            <w:tcW w:type="dxa" w:w="2480"/>
-            <w:shd w:fill="D9E2F3"/>
-          </w:tcPr>
-          <w:p>
-            <w:r>
-              <w:rPr>
-                <w:b/>
-                <w:sz w:val="18"/>
-              </w:rPr>
-            </w:r>
-            <w:r>
-              <w:rPr>
-                <w:rFonts w:ascii="Yu Gothic" w:hAnsi="Yu Gothic" w:eastAsia="Yu Gothic"/>
-                <w:b/>
-                <w:sz w:val="18"/>
-              </w:rPr>
-              <w:t>計測日</w:t>
-            </w:r>
-          </w:p>
-        </w:tc>
-        <w:tc>
-          <w:tcPr>
-            <w:tcW w:type="dxa" w:w="2480"/>
-            <w:shd w:fill="D9E2F3"/>
-          </w:tcPr>
-          <w:p>
-            <w:r>
-              <w:rPr>
-                <w:b/>
-                <w:sz w:val="18"/>
-              </w:rPr>
-            </w:r>
-            <w:r>
-              <w:rPr>
-                <w:rFonts w:ascii="Yu Gothic" w:hAnsi="Yu Gothic" w:eastAsia="Yu Gothic"/>
-                <w:b/>
-                <w:sz w:val="18"/>
-              </w:rPr>
-              <w:t>備考</w:t>
-            </w:r>
-          </w:p>
-        </w:tc>
-      </w:tr>
-      <w:tr>
-        <w:tc>
-          <w:tcPr>
-            <w:tcW w:type="dxa" w:w="2480"/>
-          </w:tcPr>
-          <w:p>
-            <w:r>
-              <w:rPr>
-                <w:sz w:val="18"/>
-              </w:rPr>
-            </w:r>
-            <w:r>
-              <w:rPr>
-                <w:rFonts w:ascii="Yu Gothic" w:hAnsi="Yu Gothic" w:eastAsia="Yu Gothic"/>
-                <w:sz w:val="18"/>
-              </w:rPr>
-              <w:t>L1/L2 テスト</w:t>
-            </w:r>
-          </w:p>
-        </w:tc>
-        <w:tc>
-          <w:tcPr>
-            <w:tcW w:type="dxa" w:w="2480"/>
-          </w:tcPr>
-          <w:p>
-            <w:r>
-              <w:rPr>
-                <w:sz w:val="18"/>
-              </w:rPr>
-            </w:r>
-            <w:r>
-              <w:rPr>
-                <w:rFonts w:ascii="Yu Gothic" w:hAnsi="Yu Gothic" w:eastAsia="Yu Gothic"/>
-                <w:b/>
-                <w:sz w:val="18"/>
-              </w:rPr>
-              <w:t>3,239 passed / 0 failed</w:t>
-            </w:r>
-          </w:p>
-        </w:tc>
-        <w:tc>
-          <w:tcPr>
-            <w:tcW w:type="dxa" w:w="2480"/>
-          </w:tcPr>
-          <w:p>
-            <w:r>
-              <w:rPr>
-                <w:sz w:val="18"/>
-              </w:rPr>
-            </w:r>
-            <w:r>
-              <w:rPr>
-                <w:rFonts w:ascii="Yu Gothic" w:hAnsi="Yu Gothic" w:eastAsia="Yu Gothic"/>
-                <w:sz w:val="18"/>
-              </w:rPr>
-              <w:t>2026-08-03</w:t>
-            </w:r>
-          </w:p>
-        </w:tc>
-        <w:tc>
-          <w:tcPr>
-            <w:tcW w:type="dxa" w:w="2480"/>
-          </w:tcPr>
-          <w:p>
-            <w:r>
-              <w:rPr>
-                <w:sz w:val="18"/>
-              </w:rPr>
-            </w:r>
-            <w:r>
-              <w:rPr>
-                <w:rFonts w:ascii="Yu Gothic" w:hAnsi="Yu Gothic" w:eastAsia="Yu Gothic"/>
-                <w:sz w:val="18"/>
-              </w:rPr>
-              <w:t>pre-commit の pytest ゲート（32.66 秒）</w:t>
-            </w:r>
-          </w:p>
-        </w:tc>
-      </w:tr>
-      <w:tr>
-        <w:tc>
-          <w:tcPr>
-            <w:tcW w:type="dxa" w:w="2480"/>
-          </w:tcPr>
-          <w:p>
-            <w:r>
-              <w:rPr>
-                <w:sz w:val="18"/>
-              </w:rPr>
-            </w:r>
-            <w:r>
-              <w:rPr>
-                <w:rFonts w:ascii="Yu Gothic" w:hAnsi="Yu Gothic" w:eastAsia="Yu Gothic"/>
-                <w:sz w:val="18"/>
-              </w:rPr>
-              <w:t>L3 E2E テスト</w:t>
-            </w:r>
-          </w:p>
-        </w:tc>
-        <w:tc>
-          <w:tcPr>
-            <w:tcW w:type="dxa" w:w="2480"/>
-          </w:tcPr>
-          <w:p>
-            <w:r>
-              <w:rPr>
-                <w:sz w:val="18"/>
-              </w:rPr>
-            </w:r>
-            <w:r>
-              <w:rPr>
-                <w:rFonts w:ascii="Yu Gothic" w:hAnsi="Yu Gothic" w:eastAsia="Yu Gothic"/>
-                <w:sz w:val="18"/>
-              </w:rPr>
-              <w:t>200 passed / 0 skipped</w:t>
-            </w:r>
-          </w:p>
-        </w:tc>
-        <w:tc>
-          <w:tcPr>
-            <w:tcW w:type="dxa" w:w="2480"/>
-          </w:tcPr>
-          <w:p>
-            <w:r>
-              <w:rPr>
-                <w:sz w:val="18"/>
-              </w:rPr>
-            </w:r>
-            <w:r>
-              <w:rPr>
-                <w:rFonts w:ascii="Yu Gothic" w:hAnsi="Yu Gothic" w:eastAsia="Yu Gothic"/>
-                <w:sz w:val="18"/>
-              </w:rPr>
-              <w:t>2026-07-16</w:t>
-            </w:r>
-          </w:p>
-        </w:tc>
-        <w:tc>
-          <w:tcPr>
-            <w:tcW w:type="dxa" w:w="2480"/>
-          </w:tcPr>
-          <w:p>
-            <w:r>
-              <w:rPr>
-                <w:sz w:val="18"/>
-              </w:rPr>
-            </w:r>
-            <w:r>
-              <w:rPr>
-                <w:rFonts w:ascii="Yu Gothic" w:hAnsi="Yu Gothic" w:eastAsia="Yu Gothic"/>
-                <w:b/>
-                <w:sz w:val="18"/>
-              </w:rPr>
-              <w:t>参考値</w:t>
-            </w:r>
-            <w:r>
-              <w:rPr>
-                <w:rFonts w:ascii="Yu Gothic" w:hAnsi="Yu Gothic" w:eastAsia="Yu Gothic"/>
-                <w:sz w:val="18"/>
-              </w:rPr>
-              <w:t>。当時の E2E は 32 ファイル、現在は 20 ファイル</w:t>
-            </w:r>
-          </w:p>
-        </w:tc>
-      </w:tr>
-      <w:tr>
-        <w:tc>
-          <w:tcPr>
-            <w:tcW w:type="dxa" w:w="2480"/>
-          </w:tcPr>
-          <w:p>
-            <w:r>
-              <w:rPr>
-                <w:sz w:val="18"/>
-              </w:rPr>
-            </w:r>
-            <w:r>
-              <w:rPr>
-                <w:rFonts w:ascii="Yu Gothic" w:hAnsi="Yu Gothic" w:eastAsia="Yu Gothic"/>
-                <w:sz w:val="18"/>
-              </w:rPr>
-              <w:t>カバレッジ</w:t>
-            </w:r>
-          </w:p>
-        </w:tc>
-        <w:tc>
-          <w:tcPr>
-            <w:tcW w:type="dxa" w:w="2480"/>
-          </w:tcPr>
-          <w:p>
-            <w:r>
-              <w:rPr>
-                <w:sz w:val="18"/>
-              </w:rPr>
-            </w:r>
-            <w:r>
-              <w:rPr>
-                <w:rFonts w:ascii="Yu Gothic" w:hAnsi="Yu Gothic" w:eastAsia="Yu Gothic"/>
-                <w:sz w:val="18"/>
-              </w:rPr>
-              <w:t>84.30%（閾値 80%）</w:t>
-            </w:r>
-          </w:p>
-        </w:tc>
-        <w:tc>
-          <w:tcPr>
-            <w:tcW w:type="dxa" w:w="2480"/>
-          </w:tcPr>
-          <w:p>
-            <w:r>
-              <w:rPr>
-                <w:sz w:val="18"/>
-              </w:rPr>
-            </w:r>
-            <w:r>
-              <w:rPr>
-                <w:rFonts w:ascii="Yu Gothic" w:hAnsi="Yu Gothic" w:eastAsia="Yu Gothic"/>
-                <w:sz w:val="18"/>
-              </w:rPr>
-              <w:t>2026-07-16</w:t>
-            </w:r>
-          </w:p>
-        </w:tc>
-        <w:tc>
-          <w:tcPr>
-            <w:tcW w:type="dxa" w:w="2480"/>
-          </w:tcPr>
-          <w:p>
-            <w:r>
-              <w:rPr>
-                <w:sz w:val="18"/>
-              </w:rPr>
-            </w:r>
-            <w:r>
-              <w:rPr>
-                <w:rFonts w:ascii="Yu Gothic" w:hAnsi="Yu Gothic" w:eastAsia="Yu Gothic"/>
-                <w:b/>
-                <w:sz w:val="18"/>
-              </w:rPr>
-              <w:t>参考値</w:t>
-            </w:r>
-            <w:r>
-              <w:rPr>
-                <w:rFonts w:ascii="Yu Gothic" w:hAnsi="Yu Gothic" w:eastAsia="Yu Gothic"/>
-                <w:sz w:val="18"/>
-              </w:rPr>
-              <w:t>。現構成では未計測</w:t>
-            </w:r>
-          </w:p>
-        </w:tc>
-      </w:tr>
-    </w:tbl>
-    <w:p/>
-    <w:p>
-      <w:r>
-        <w:rPr>
-          <w:rFonts w:ascii="Yu Gothic" w:hAnsi="Yu Gothic" w:eastAsia="Yu Gothic"/>
-        </w:rPr>
-        <w:t>L1/L2 は現構成での実測値。前回計測（1,831 passed）から 1,408 件増えている。 テスト関数の実測は 3,026 件だが passed が 3,239 件なのは、</w:t>
-      </w:r>
-      <w:r>
-        <w:rPr>
-          <w:rFonts w:ascii="Consolas" w:hAnsi="Consolas" w:eastAsia="Consolas"/>
-          <w:sz w:val="18"/>
-        </w:rPr>
-        <w:t>parametrize</w:t>
-      </w:r>
-      <w:r>
-        <w:rPr>
-          <w:rFonts w:ascii="Yu Gothic" w:hAnsi="Yu Gothic" w:eastAsia="Yu Gothic"/>
-        </w:rPr>
-        <w:t xml:space="preserve"> で 1 関数が複数ケースに展開されるため。関数数と実行ケース数は別の指標である。</w:t>
-      </w:r>
-    </w:p>
-    <w:p>
-      <w:r>
-        <w:rPr>
-          <w:rFonts w:ascii="Yu Gothic" w:hAnsi="Yu Gothic" w:eastAsia="Yu Gothic"/>
-        </w:rPr>
-        <w:t xml:space="preserve">L3 とカバレッジは未取得。納品前に </w:t>
-      </w:r>
-      <w:r>
-        <w:rPr>
-          <w:rFonts w:ascii="Consolas" w:hAnsi="Consolas" w:eastAsia="Consolas"/>
-          <w:sz w:val="18"/>
-        </w:rPr>
-        <w:t>make verify-ui</w:t>
-      </w:r>
-      <w:r>
-        <w:rPr>
-          <w:rFonts w:ascii="Yu Gothic" w:hAnsi="Yu Gothic" w:eastAsia="Yu Gothic"/>
-        </w:rPr>
-        <w:t xml:space="preserve"> / </w:t>
-      </w:r>
-      <w:r>
-        <w:rPr>
-          <w:rFonts w:ascii="Consolas" w:hAnsi="Consolas" w:eastAsia="Consolas"/>
-          <w:sz w:val="18"/>
-        </w:rPr>
-        <w:t>make coverage</w:t>
-      </w:r>
-      <w:r>
-        <w:rPr>
-          <w:rFonts w:ascii="Yu Gothic" w:hAnsi="Yu Gothic" w:eastAsia="Yu Gothic"/>
-        </w:rPr>
-        <w:t xml:space="preserve"> を実行して更新すること。</w:t>
-      </w:r>
-    </w:p>
-    <w:p>
-      <w:pPr>
-        <w:pStyle w:val="Heading2"/>
-      </w:pPr>
-      <w:r>
-        <w:rPr>
-          <w:rFonts w:ascii="Yu Gothic" w:hAnsi="Yu Gothic" w:eastAsia="Yu Gothic"/>
-          <w:color w:val="1F3763"/>
-        </w:rPr>
-      </w:r>
-      <w:r>
-        <w:rPr>
-          <w:rFonts w:ascii="Yu Gothic" w:hAnsi="Yu Gothic" w:eastAsia="Yu Gothic"/>
-          <w:color w:val="1F3763"/>
-        </w:rPr>
-        <w:t>既知のリスク（納品前に判断が必要）</w:t>
-      </w:r>
-    </w:p>
-    <w:p>
-      <w:pPr>
-        <w:jc w:val="center"/>
-      </w:pPr>
-      <w:r>
-        <w:rPr>
-          <w:rFonts w:ascii="Yu Gothic" w:hAnsi="Yu Gothic" w:eastAsia="Yu Gothic"/>
-          <w:b/>
-          <w:color w:val="444444"/>
-          <w:sz w:val="18"/>
-        </w:rPr>
-        <w:t>表 3-1　既知のリスク（納品前に判断が必要）</w:t>
+        <w:t>表 2-2　テスト実行結果（すべて 2026-08-03 に現構成で実測）</w:t>
       </w:r>
     </w:p>
     <w:tbl>
@@ -2691,7 +2260,7 @@
                 <w:b/>
                 <w:sz w:val="18"/>
               </w:rPr>
-              <w:t>#</w:t>
+              <w:t>指標</w:t>
             </w:r>
           </w:p>
         </w:tc>
@@ -2713,7 +2282,7 @@
                 <w:b/>
                 <w:sz w:val="18"/>
               </w:rPr>
-              <w:t>内容</w:t>
+              <w:t>値</w:t>
             </w:r>
           </w:p>
         </w:tc>
@@ -2735,7 +2304,7 @@
                 <w:b/>
                 <w:sz w:val="18"/>
               </w:rPr>
-              <w:t>該当文書</w:t>
+              <w:t>取得コマンド</w:t>
             </w:r>
           </w:p>
         </w:tc>
@@ -2756,7 +2325,7 @@
                 <w:rFonts w:ascii="Yu Gothic" w:hAnsi="Yu Gothic" w:eastAsia="Yu Gothic"/>
                 <w:sz w:val="18"/>
               </w:rPr>
-              <w:t>1</w:t>
+              <w:t>L1/L2 テスト</w:t>
             </w:r>
           </w:p>
         </w:tc>
@@ -2776,14 +2345,14 @@
                 <w:b/>
                 <w:sz w:val="18"/>
               </w:rPr>
-              <w:t>critical 機能 11 件のうち 9 件が、テストレベル L3（E2E）で検証されていない</w:t>
+              <w:t>3,239 passed / 0 failed</w:t>
             </w:r>
             <w:r>
               <w:rPr>
                 <w:rFonts w:ascii="Yu Gothic" w:hAnsi="Yu Gothic" w:eastAsia="Yu Gothic"/>
                 <w:sz w:val="18"/>
               </w:rPr>
-              <w:t>。認証(account_auth)・テナントメンバーシップ・テナント分離・AutoRun段階承認・セキュリティカーネル等は L1/L2 のみ。E2E 20 ファイルを grep で実測して確認済み</w:t>
+              <w:t>（31 秒）</w:t>
             </w:r>
           </w:p>
         </w:tc>
@@ -2799,10 +2368,10 @@
             </w:r>
             <w:r>
               <w:rPr>
-                <w:rFonts w:ascii="Yu Gothic" w:hAnsi="Yu Gothic" w:eastAsia="Yu Gothic"/>
-                <w:sz w:val="18"/>
-              </w:rPr>
-              <w:t>WS2D-ST-001 §6 / WS2D-TM-001</w:t>
+                <w:rFonts w:ascii="Consolas" w:hAnsi="Consolas" w:eastAsia="Consolas"/>
+                <w:sz w:val="18"/>
+              </w:rPr>
+              <w:t>make test</w:t>
             </w:r>
           </w:p>
         </w:tc>
@@ -2823,7 +2392,7 @@
                 <w:rFonts w:ascii="Yu Gothic" w:hAnsi="Yu Gothic" w:eastAsia="Yu Gothic"/>
                 <w:sz w:val="18"/>
               </w:rPr>
-              <w:t>2</w:t>
+              <w:t>L3 E2E テスト</w:t>
             </w:r>
           </w:p>
         </w:tc>
@@ -2840,9 +2409,17 @@
             <w:r>
               <w:rPr>
                 <w:rFonts w:ascii="Yu Gothic" w:hAnsi="Yu Gothic" w:eastAsia="Yu Gothic"/>
-                <w:sz w:val="18"/>
-              </w:rPr>
-              <w:t>サブパッケージ間の循環依存 3 件</w:t>
+                <w:b/>
+                <w:sz w:val="18"/>
+              </w:rPr>
+              <w:t>94 passed / 1 skipped</w:t>
+            </w:r>
+            <w:r>
+              <w:rPr>
+                <w:rFonts w:ascii="Yu Gothic" w:hAnsi="Yu Gothic" w:eastAsia="Yu Gothic"/>
+                <w:sz w:val="18"/>
+              </w:rPr>
+              <w:t>（2 分 23 秒）</w:t>
             </w:r>
           </w:p>
         </w:tc>
@@ -2858,10 +2435,10 @@
             </w:r>
             <w:r>
               <w:rPr>
-                <w:rFonts w:ascii="Yu Gothic" w:hAnsi="Yu Gothic" w:eastAsia="Yu Gothic"/>
-                <w:sz w:val="18"/>
-              </w:rPr>
-              <w:t>WS2D-MD-001</w:t>
+                <w:rFonts w:ascii="Consolas" w:hAnsi="Consolas" w:eastAsia="Consolas"/>
+                <w:sz w:val="18"/>
+              </w:rPr>
+              <w:t>make verify-ui</w:t>
             </w:r>
           </w:p>
         </w:tc>
@@ -2882,7 +2459,7 @@
                 <w:rFonts w:ascii="Yu Gothic" w:hAnsi="Yu Gothic" w:eastAsia="Yu Gothic"/>
                 <w:sz w:val="18"/>
               </w:rPr>
-              <w:t>3</w:t>
+              <w:t>カバレッジ</w:t>
             </w:r>
           </w:p>
         </w:tc>
@@ -2899,9 +2476,17 @@
             <w:r>
               <w:rPr>
                 <w:rFonts w:ascii="Yu Gothic" w:hAnsi="Yu Gothic" w:eastAsia="Yu Gothic"/>
-                <w:sz w:val="18"/>
-              </w:rPr>
-              <w:t>OSS ライセンスに UNKNOWN が残る。再配布判断には個別特定が必要</w:t>
+                <w:b/>
+                <w:sz w:val="18"/>
+              </w:rPr>
+              <w:t>84%</w:t>
+            </w:r>
+            <w:r>
+              <w:rPr>
+                <w:rFonts w:ascii="Yu Gothic" w:hAnsi="Yu Gothic" w:eastAsia="Yu Gothic"/>
+                <w:sz w:val="18"/>
+              </w:rPr>
+              <w:t>（閾値 80%）</w:t>
             </w:r>
           </w:p>
         </w:tc>
@@ -2917,10 +2502,10 @@
             </w:r>
             <w:r>
               <w:rPr>
-                <w:rFonts w:ascii="Yu Gothic" w:hAnsi="Yu Gothic" w:eastAsia="Yu Gothic"/>
-                <w:sz w:val="18"/>
-              </w:rPr>
-              <w:t>WS2D-LI-001</w:t>
+                <w:rFonts w:ascii="Consolas" w:hAnsi="Consolas" w:eastAsia="Consolas"/>
+                <w:sz w:val="18"/>
+              </w:rPr>
+              <w:t>make coverage</w:t>
             </w:r>
           </w:p>
         </w:tc>
@@ -2941,7 +2526,7 @@
                 <w:rFonts w:ascii="Yu Gothic" w:hAnsi="Yu Gothic" w:eastAsia="Yu Gothic"/>
                 <w:sz w:val="18"/>
               </w:rPr>
-              <w:t>4</w:t>
+              <w:t>機能契約検証</w:t>
             </w:r>
           </w:p>
         </w:tc>
@@ -2958,9 +2543,17 @@
             <w:r>
               <w:rPr>
                 <w:rFonts w:ascii="Yu Gothic" w:hAnsi="Yu Gothic" w:eastAsia="Yu Gothic"/>
-                <w:sz w:val="18"/>
-              </w:rPr>
-              <w:t>承認者・配布先・問い合わせ先が未設定（Word の承認欄は空欄）</w:t>
+                <w:b/>
+                <w:sz w:val="18"/>
+              </w:rPr>
+              <w:t>PASS</w:t>
+            </w:r>
+            <w:r>
+              <w:rPr>
+                <w:rFonts w:ascii="Yu Gothic" w:hAnsi="Yu Gothic" w:eastAsia="Yu Gothic"/>
+                <w:sz w:val="18"/>
+              </w:rPr>
+              <w:t>（validated_features=51）</w:t>
             </w:r>
           </w:p>
         </w:tc>
@@ -2976,10 +2569,813 @@
             </w:r>
             <w:r>
               <w:rPr>
+                <w:rFonts w:ascii="Consolas" w:hAnsi="Consolas" w:eastAsia="Consolas"/>
+                <w:sz w:val="18"/>
+              </w:rPr>
+              <w:t>python scripts/quality_harness.py</w:t>
+            </w:r>
+          </w:p>
+        </w:tc>
+      </w:tr>
+      <w:tr>
+        <w:tc>
+          <w:tcPr>
+            <w:tcW w:type="dxa" w:w="3307"/>
+          </w:tcPr>
+          <w:p>
+            <w:r>
+              <w:rPr>
+                <w:sz w:val="18"/>
+              </w:rPr>
+            </w:r>
+            <w:r>
+              <w:rPr>
                 <w:rFonts w:ascii="Yu Gothic" w:hAnsi="Yu Gothic" w:eastAsia="Yu Gothic"/>
                 <w:sz w:val="18"/>
               </w:rPr>
-              <w:t>全文書</w:t>
+              <w:t>静的解析</w:t>
+            </w:r>
+          </w:p>
+        </w:tc>
+        <w:tc>
+          <w:tcPr>
+            <w:tcW w:type="dxa" w:w="3307"/>
+          </w:tcPr>
+          <w:p>
+            <w:r>
+              <w:rPr>
+                <w:sz w:val="18"/>
+              </w:rPr>
+            </w:r>
+            <w:r>
+              <w:rPr>
+                <w:rFonts w:ascii="Yu Gothic" w:hAnsi="Yu Gothic" w:eastAsia="Yu Gothic"/>
+                <w:b/>
+                <w:sz w:val="18"/>
+              </w:rPr>
+              <w:t>PASS</w:t>
+            </w:r>
+          </w:p>
+        </w:tc>
+        <w:tc>
+          <w:tcPr>
+            <w:tcW w:type="dxa" w:w="3307"/>
+          </w:tcPr>
+          <w:p>
+            <w:r>
+              <w:rPr>
+                <w:sz w:val="18"/>
+              </w:rPr>
+            </w:r>
+            <w:r>
+              <w:rPr>
+                <w:rFonts w:ascii="Consolas" w:hAnsi="Consolas" w:eastAsia="Consolas"/>
+                <w:sz w:val="18"/>
+              </w:rPr>
+              <w:t>make lint</w:t>
+            </w:r>
+          </w:p>
+        </w:tc>
+      </w:tr>
+    </w:tbl>
+    <w:p/>
+    <w:p>
+      <w:r>
+        <w:rPr>
+          <w:rFonts w:ascii="Yu Gothic" w:hAnsi="Yu Gothic" w:eastAsia="Yu Gothic"/>
+        </w:rPr>
+        <w:t>前回計測（2026-07-16）の 1,831 passed から 1,408 件増えている。 テスト関数の実測は 3,026 件だが passed が 3,239 件なのは、</w:t>
+      </w:r>
+      <w:r>
+        <w:rPr>
+          <w:rFonts w:ascii="Consolas" w:hAnsi="Consolas" w:eastAsia="Consolas"/>
+          <w:sz w:val="18"/>
+        </w:rPr>
+        <w:t>parametrize</w:t>
+      </w:r>
+      <w:r>
+        <w:rPr>
+          <w:rFonts w:ascii="Yu Gothic" w:hAnsi="Yu Gothic" w:eastAsia="Yu Gothic"/>
+        </w:rPr>
+        <w:t xml:space="preserve"> で 1 関数が複数ケースに展開されるため。関数数と実行ケース数は別の指標である。</w:t>
+      </w:r>
+    </w:p>
+    <w:p>
+      <w:r>
+        <w:rPr>
+          <w:rFonts w:ascii="Yu Gothic" w:hAnsi="Yu Gothic" w:eastAsia="Yu Gothic"/>
+        </w:rPr>
+        <w:t xml:space="preserve">E2E の 1 skipped は </w:t>
+      </w:r>
+      <w:r>
+        <w:rPr>
+          <w:rFonts w:ascii="Consolas" w:hAnsi="Consolas" w:eastAsia="Consolas"/>
+          <w:sz w:val="18"/>
+        </w:rPr>
+        <w:t>autorun_security_kernel</w:t>
+      </w:r>
+      <w:r>
+        <w:rPr>
+          <w:rFonts w:ascii="Yu Gothic" w:hAnsi="Yu Gothic" w:eastAsia="Yu Gothic"/>
+        </w:rPr>
+        <w:t>。送信ゲートウェイがテスト生成・実行段階 でのみ有効で、クロール段階は別の検査（</w:t>
+      </w:r>
+      <w:r>
+        <w:rPr>
+          <w:rFonts w:ascii="Consolas" w:hAnsi="Consolas" w:eastAsia="Consolas"/>
+          <w:sz w:val="18"/>
+        </w:rPr>
+        <w:t>src/crawler/url_safety.py</w:t>
+      </w:r>
+      <w:r>
+        <w:rPr>
+          <w:rFonts w:ascii="Yu Gothic" w:hAnsi="Yu Gothic" w:eastAsia="Yu Gothic"/>
+        </w:rPr>
+        <w:t xml:space="preserve">）を通る構造のため、 素直に書くと別機能を検証してしまう。理由を </w:t>
+      </w:r>
+      <w:r>
+        <w:rPr>
+          <w:rFonts w:ascii="Consolas" w:hAnsi="Consolas" w:eastAsia="Consolas"/>
+          <w:sz w:val="18"/>
+        </w:rPr>
+        <w:t>tests/e2e/test_autorun_security_e2e.py</w:t>
+      </w:r>
+      <w:r>
+        <w:rPr>
+          <w:rFonts w:ascii="Yu Gothic" w:hAnsi="Yu Gothic" w:eastAsia="Yu Gothic"/>
+        </w:rPr>
+        <w:t xml:space="preserve"> に明記した上で skip している。</w:t>
+      </w:r>
+    </w:p>
+    <w:p>
+      <w:r>
+        <w:rPr>
+          <w:rFonts w:ascii="Yu Gothic" w:hAnsi="Yu Gothic" w:eastAsia="Yu Gothic"/>
+          <w:b/>
+        </w:rPr>
+        <w:t>E2E 実行時の注意</w:t>
+      </w:r>
+      <w:r>
+        <w:rPr>
+          <w:rFonts w:ascii="Yu Gothic" w:hAnsi="Yu Gothic" w:eastAsia="Yu Gothic"/>
+        </w:rPr>
+        <w:t xml:space="preserve">: ポート 8765 で開発用 DB のサーバーが動いていると、 </w:t>
+      </w:r>
+      <w:r>
+        <w:rPr>
+          <w:rFonts w:ascii="Consolas" w:hAnsi="Consolas" w:eastAsia="Consolas"/>
+          <w:sz w:val="18"/>
+        </w:rPr>
+        <w:t>make verify-ui</w:t>
+      </w:r>
+      <w:r>
+        <w:rPr>
+          <w:rFonts w:ascii="Yu Gothic" w:hAnsi="Yu Gothic" w:eastAsia="Yu Gothic"/>
+        </w:rPr>
+        <w:t xml:space="preserve"> は DB 汚染を避けるために停止する。サーバーを止めたくない場合は </w:t>
+      </w:r>
+      <w:r>
+        <w:rPr>
+          <w:rFonts w:ascii="Consolas" w:hAnsi="Consolas" w:eastAsia="Consolas"/>
+          <w:sz w:val="18"/>
+        </w:rPr>
+        <w:t>env -u WEBSPEC2DOC_E2E_URL venv/bin/python -m pytest tests/e2e/ -q</w:t>
+      </w:r>
+      <w:r>
+        <w:rPr>
+          <w:rFonts w:ascii="Yu Gothic" w:hAnsi="Yu Gothic" w:eastAsia="Yu Gothic"/>
+        </w:rPr>
+        <w:t xml:space="preserve"> を使うと、 conftest が別ポートに隔離サーバーを立てて実行する。</w:t>
+      </w:r>
+    </w:p>
+    <w:p>
+      <w:pPr>
+        <w:pStyle w:val="Heading2"/>
+      </w:pPr>
+      <w:r>
+        <w:rPr>
+          <w:rFonts w:ascii="Yu Gothic" w:hAnsi="Yu Gothic" w:eastAsia="Yu Gothic"/>
+          <w:color w:val="1F3763"/>
+        </w:rPr>
+      </w:r>
+      <w:r>
+        <w:rPr>
+          <w:rFonts w:ascii="Yu Gothic" w:hAnsi="Yu Gothic" w:eastAsia="Yu Gothic"/>
+          <w:color w:val="1F3763"/>
+        </w:rPr>
+        <w:t>品質状況</w:t>
+      </w:r>
+    </w:p>
+    <w:p>
+      <w:pPr>
+        <w:pStyle w:val="Heading3"/>
+      </w:pPr>
+      <w:r>
+        <w:rPr>
+          <w:rFonts w:ascii="Yu Gothic" w:hAnsi="Yu Gothic" w:eastAsia="Yu Gothic"/>
+          <w:color w:val="1F3763"/>
+        </w:rPr>
+      </w:r>
+      <w:r>
+        <w:rPr>
+          <w:rFonts w:ascii="Yu Gothic" w:hAnsi="Yu Gothic" w:eastAsia="Yu Gothic"/>
+          <w:color w:val="1F3763"/>
+        </w:rPr>
+        <w:t>解消済み（2026-08-03）</w:t>
+      </w:r>
+    </w:p>
+    <w:p>
+      <w:pPr>
+        <w:jc w:val="center"/>
+      </w:pPr>
+      <w:r>
+        <w:rPr>
+          <w:rFonts w:ascii="Yu Gothic" w:hAnsi="Yu Gothic" w:eastAsia="Yu Gothic"/>
+          <w:b/>
+          <w:color w:val="444444"/>
+          <w:sz w:val="18"/>
+        </w:rPr>
+        <w:t>表 3-1　解消済み（2026-08-03）</w:t>
+      </w:r>
+    </w:p>
+    <w:tbl>
+      <w:tblPr>
+        <w:tblStyle w:val="TableGrid"/>
+        <w:tblW w:type="auto" w:w="0"/>
+        <w:tblLayout w:type="fixed"/>
+        <w:tblLook w:firstColumn="1" w:firstRow="1" w:lastColumn="0" w:lastRow="0" w:noHBand="0" w:noVBand="1" w:val="04A0"/>
+      </w:tblPr>
+      <w:tblGrid>
+        <w:gridCol w:w="3307"/>
+        <w:gridCol w:w="3307"/>
+        <w:gridCol w:w="3307"/>
+      </w:tblGrid>
+      <w:tr>
+        <w:tc>
+          <w:tcPr>
+            <w:tcW w:type="dxa" w:w="3307"/>
+            <w:shd w:fill="D9E2F3"/>
+          </w:tcPr>
+          <w:p>
+            <w:r>
+              <w:rPr>
+                <w:b/>
+                <w:sz w:val="18"/>
+              </w:rPr>
+            </w:r>
+            <w:r>
+              <w:rPr>
+                <w:rFonts w:ascii="Yu Gothic" w:hAnsi="Yu Gothic" w:eastAsia="Yu Gothic"/>
+                <w:b/>
+                <w:sz w:val="18"/>
+              </w:rPr>
+              <w:t>#</w:t>
+            </w:r>
+          </w:p>
+        </w:tc>
+        <w:tc>
+          <w:tcPr>
+            <w:tcW w:type="dxa" w:w="3307"/>
+            <w:shd w:fill="D9E2F3"/>
+          </w:tcPr>
+          <w:p>
+            <w:r>
+              <w:rPr>
+                <w:b/>
+                <w:sz w:val="18"/>
+              </w:rPr>
+            </w:r>
+            <w:r>
+              <w:rPr>
+                <w:rFonts w:ascii="Yu Gothic" w:hAnsi="Yu Gothic" w:eastAsia="Yu Gothic"/>
+                <w:b/>
+                <w:sz w:val="18"/>
+              </w:rPr>
+              <w:t>内容</w:t>
+            </w:r>
+          </w:p>
+        </w:tc>
+        <w:tc>
+          <w:tcPr>
+            <w:tcW w:type="dxa" w:w="3307"/>
+            <w:shd w:fill="D9E2F3"/>
+          </w:tcPr>
+          <w:p>
+            <w:r>
+              <w:rPr>
+                <w:b/>
+                <w:sz w:val="18"/>
+              </w:rPr>
+            </w:r>
+            <w:r>
+              <w:rPr>
+                <w:rFonts w:ascii="Yu Gothic" w:hAnsi="Yu Gothic" w:eastAsia="Yu Gothic"/>
+                <w:b/>
+                <w:sz w:val="18"/>
+              </w:rPr>
+              <w:t>対応</w:t>
+            </w:r>
+          </w:p>
+        </w:tc>
+      </w:tr>
+      <w:tr>
+        <w:tc>
+          <w:tcPr>
+            <w:tcW w:type="dxa" w:w="3307"/>
+          </w:tcPr>
+          <w:p>
+            <w:r>
+              <w:rPr>
+                <w:sz w:val="18"/>
+              </w:rPr>
+            </w:r>
+            <w:r>
+              <w:rPr>
+                <w:rFonts w:ascii="Yu Gothic" w:hAnsi="Yu Gothic" w:eastAsia="Yu Gothic"/>
+                <w:sz w:val="18"/>
+              </w:rPr>
+              <w:t>1</w:t>
+            </w:r>
+          </w:p>
+        </w:tc>
+        <w:tc>
+          <w:tcPr>
+            <w:tcW w:type="dxa" w:w="3307"/>
+          </w:tcPr>
+          <w:p>
+            <w:r>
+              <w:rPr>
+                <w:sz w:val="18"/>
+              </w:rPr>
+            </w:r>
+            <w:r>
+              <w:rPr>
+                <w:rFonts w:ascii="Yu Gothic" w:hAnsi="Yu Gothic" w:eastAsia="Yu Gothic"/>
+                <w:sz w:val="18"/>
+              </w:rPr>
+              <w:t>critical 機能の L3（E2E）未検証</w:t>
+            </w:r>
+          </w:p>
+        </w:tc>
+        <w:tc>
+          <w:tcPr>
+            <w:tcW w:type="dxa" w:w="3307"/>
+          </w:tcPr>
+          <w:p>
+            <w:r>
+              <w:rPr>
+                <w:sz w:val="18"/>
+              </w:rPr>
+            </w:r>
+            <w:r>
+              <w:rPr>
+                <w:rFonts w:ascii="Yu Gothic" w:hAnsi="Yu Gothic" w:eastAsia="Yu Gothic"/>
+                <w:sz w:val="18"/>
+              </w:rPr>
+              <w:t>認証(account_auth)・テナントメンバーシップ・テナント分離・AutoRun 段階承認の E2E を追加（</w:t>
+            </w:r>
+            <w:r>
+              <w:rPr>
+                <w:rFonts w:ascii="Consolas" w:hAnsi="Consolas" w:eastAsia="Consolas"/>
+                <w:sz w:val="18"/>
+              </w:rPr>
+              <w:t>tests/e2e/test_auth_tenant_e2e.py</w:t>
+            </w:r>
+            <w:r>
+              <w:rPr>
+                <w:rFonts w:ascii="Yu Gothic" w:hAnsi="Yu Gothic" w:eastAsia="Yu Gothic"/>
+                <w:sz w:val="18"/>
+              </w:rPr>
+              <w:t xml:space="preserve">, </w:t>
+            </w:r>
+            <w:r>
+              <w:rPr>
+                <w:rFonts w:ascii="Consolas" w:hAnsi="Consolas" w:eastAsia="Consolas"/>
+                <w:sz w:val="18"/>
+              </w:rPr>
+              <w:t>test_autorun_security_e2e.py</w:t>
+            </w:r>
+            <w:r>
+              <w:rPr>
+                <w:rFonts w:ascii="Yu Gothic" w:hAnsi="Yu Gothic" w:eastAsia="Yu Gothic"/>
+                <w:sz w:val="18"/>
+              </w:rPr>
+              <w:t>）</w:t>
+            </w:r>
+          </w:p>
+        </w:tc>
+      </w:tr>
+      <w:tr>
+        <w:tc>
+          <w:tcPr>
+            <w:tcW w:type="dxa" w:w="3307"/>
+          </w:tcPr>
+          <w:p>
+            <w:r>
+              <w:rPr>
+                <w:sz w:val="18"/>
+              </w:rPr>
+            </w:r>
+            <w:r>
+              <w:rPr>
+                <w:rFonts w:ascii="Yu Gothic" w:hAnsi="Yu Gothic" w:eastAsia="Yu Gothic"/>
+                <w:sz w:val="18"/>
+              </w:rPr>
+              <w:t>2</w:t>
+            </w:r>
+          </w:p>
+        </w:tc>
+        <w:tc>
+          <w:tcPr>
+            <w:tcW w:type="dxa" w:w="3307"/>
+          </w:tcPr>
+          <w:p>
+            <w:r>
+              <w:rPr>
+                <w:sz w:val="18"/>
+              </w:rPr>
+            </w:r>
+            <w:r>
+              <w:rPr>
+                <w:rFonts w:ascii="Yu Gothic" w:hAnsi="Yu Gothic" w:eastAsia="Yu Gothic"/>
+                <w:sz w:val="18"/>
+              </w:rPr>
+              <w:t>サブパッケージ間の循環依存 3 経路</w:t>
+            </w:r>
+          </w:p>
+        </w:tc>
+        <w:tc>
+          <w:tcPr>
+            <w:tcW w:type="dxa" w:w="3307"/>
+          </w:tcPr>
+          <w:p>
+            <w:r>
+              <w:rPr>
+                <w:sz w:val="18"/>
+              </w:rPr>
+            </w:r>
+            <w:r>
+              <w:rPr>
+                <w:rFonts w:ascii="Yu Gothic" w:hAnsi="Yu Gothic" w:eastAsia="Yu Gothic"/>
+                <w:b/>
+                <w:sz w:val="18"/>
+              </w:rPr>
+              <w:t>0 経路 / 原因 import 0 本</w:t>
+            </w:r>
+            <w:r>
+              <w:rPr>
+                <w:rFonts w:ascii="Yu Gothic" w:hAnsi="Yu Gothic" w:eastAsia="Yu Gothic"/>
+                <w:sz w:val="18"/>
+              </w:rPr>
+              <w:t xml:space="preserve">。AutoRun パイプライン 886 行を </w:t>
+            </w:r>
+            <w:r>
+              <w:rPr>
+                <w:rFonts w:ascii="Consolas" w:hAnsi="Consolas" w:eastAsia="Consolas"/>
+                <w:sz w:val="18"/>
+              </w:rPr>
+              <w:t>web/services/auto_run_pipeline.py</w:t>
+            </w:r>
+            <w:r>
+              <w:rPr>
+                <w:rFonts w:ascii="Yu Gothic" w:hAnsi="Yu Gothic" w:eastAsia="Yu Gothic"/>
+                <w:sz w:val="18"/>
+              </w:rPr>
+              <w:t xml:space="preserve"> へ移設し、</w:t>
+            </w:r>
+            <w:r>
+              <w:rPr>
+                <w:rFonts w:ascii="Consolas" w:hAnsi="Consolas" w:eastAsia="Consolas"/>
+                <w:sz w:val="18"/>
+              </w:rPr>
+              <w:t>web.services -&gt; web.routes</w:t>
+            </w:r>
+            <w:r>
+              <w:rPr>
+                <w:rFonts w:ascii="Yu Gothic" w:hAnsi="Yu Gothic" w:eastAsia="Yu Gothic"/>
+                <w:sz w:val="18"/>
+              </w:rPr>
+              <w:t xml:space="preserve"> の逆依存を解消</w:t>
+            </w:r>
+          </w:p>
+        </w:tc>
+      </w:tr>
+      <w:tr>
+        <w:tc>
+          <w:tcPr>
+            <w:tcW w:type="dxa" w:w="3307"/>
+          </w:tcPr>
+          <w:p>
+            <w:r>
+              <w:rPr>
+                <w:sz w:val="18"/>
+              </w:rPr>
+            </w:r>
+            <w:r>
+              <w:rPr>
+                <w:rFonts w:ascii="Yu Gothic" w:hAnsi="Yu Gothic" w:eastAsia="Yu Gothic"/>
+                <w:sz w:val="18"/>
+              </w:rPr>
+              <w:t>3</w:t>
+            </w:r>
+          </w:p>
+        </w:tc>
+        <w:tc>
+          <w:tcPr>
+            <w:tcW w:type="dxa" w:w="3307"/>
+          </w:tcPr>
+          <w:p>
+            <w:r>
+              <w:rPr>
+                <w:sz w:val="18"/>
+              </w:rPr>
+            </w:r>
+            <w:r>
+              <w:rPr>
+                <w:rFonts w:ascii="Yu Gothic" w:hAnsi="Yu Gothic" w:eastAsia="Yu Gothic"/>
+                <w:sz w:val="18"/>
+              </w:rPr>
+              <w:t>OSS ライセンスの UNKNOWN 26 件</w:t>
+            </w:r>
+          </w:p>
+        </w:tc>
+        <w:tc>
+          <w:tcPr>
+            <w:tcW w:type="dxa" w:w="3307"/>
+          </w:tcPr>
+          <w:p>
+            <w:r>
+              <w:rPr>
+                <w:sz w:val="18"/>
+              </w:rPr>
+            </w:r>
+            <w:r>
+              <w:rPr>
+                <w:rFonts w:ascii="Yu Gothic" w:hAnsi="Yu Gothic" w:eastAsia="Yu Gothic"/>
+                <w:b/>
+                <w:sz w:val="18"/>
+              </w:rPr>
+              <w:t>0 件</w:t>
+            </w:r>
+            <w:r>
+              <w:rPr>
+                <w:rFonts w:ascii="Yu Gothic" w:hAnsi="Yu Gothic" w:eastAsia="Yu Gothic"/>
+                <w:sz w:val="18"/>
+              </w:rPr>
+              <w:t xml:space="preserve">。PEP 639 の </w:t>
+            </w:r>
+            <w:r>
+              <w:rPr>
+                <w:rFonts w:ascii="Consolas" w:hAnsi="Consolas" w:eastAsia="Consolas"/>
+                <w:sz w:val="18"/>
+              </w:rPr>
+              <w:t>License-Expression</w:t>
+            </w:r>
+            <w:r>
+              <w:rPr>
+                <w:rFonts w:ascii="Yu Gothic" w:hAnsi="Yu Gothic" w:eastAsia="Yu Gothic"/>
+                <w:sz w:val="18"/>
+              </w:rPr>
+              <w:t xml:space="preserve"> に対応。MPL-2.0 が 3 件、GPL・LGPL・AGPL は該当なし</w:t>
+            </w:r>
+          </w:p>
+        </w:tc>
+      </w:tr>
+    </w:tbl>
+    <w:p/>
+    <w:p>
+      <w:pPr>
+        <w:pStyle w:val="Heading3"/>
+      </w:pPr>
+      <w:r>
+        <w:rPr>
+          <w:rFonts w:ascii="Yu Gothic" w:hAnsi="Yu Gothic" w:eastAsia="Yu Gothic"/>
+          <w:color w:val="1F3763"/>
+        </w:rPr>
+      </w:r>
+      <w:r>
+        <w:rPr>
+          <w:rFonts w:ascii="Yu Gothic" w:hAnsi="Yu Gothic" w:eastAsia="Yu Gothic"/>
+          <w:color w:val="1F3763"/>
+        </w:rPr>
+        <w:t>残る要対応事項</w:t>
+      </w:r>
+    </w:p>
+    <w:p>
+      <w:pPr>
+        <w:jc w:val="center"/>
+      </w:pPr>
+      <w:r>
+        <w:rPr>
+          <w:rFonts w:ascii="Yu Gothic" w:hAnsi="Yu Gothic" w:eastAsia="Yu Gothic"/>
+          <w:b/>
+          <w:color w:val="444444"/>
+          <w:sz w:val="18"/>
+        </w:rPr>
+        <w:t>表 3-2　残る要対応事項</w:t>
+      </w:r>
+    </w:p>
+    <w:tbl>
+      <w:tblPr>
+        <w:tblStyle w:val="TableGrid"/>
+        <w:tblW w:type="auto" w:w="0"/>
+        <w:tblLayout w:type="fixed"/>
+        <w:tblLook w:firstColumn="1" w:firstRow="1" w:lastColumn="0" w:lastRow="0" w:noHBand="0" w:noVBand="1" w:val="04A0"/>
+      </w:tblPr>
+      <w:tblGrid>
+        <w:gridCol w:w="3307"/>
+        <w:gridCol w:w="3307"/>
+        <w:gridCol w:w="3307"/>
+      </w:tblGrid>
+      <w:tr>
+        <w:tc>
+          <w:tcPr>
+            <w:tcW w:type="dxa" w:w="3307"/>
+            <w:shd w:fill="D9E2F3"/>
+          </w:tcPr>
+          <w:p>
+            <w:r>
+              <w:rPr>
+                <w:b/>
+                <w:sz w:val="18"/>
+              </w:rPr>
+            </w:r>
+            <w:r>
+              <w:rPr>
+                <w:rFonts w:ascii="Yu Gothic" w:hAnsi="Yu Gothic" w:eastAsia="Yu Gothic"/>
+                <w:b/>
+                <w:sz w:val="18"/>
+              </w:rPr>
+              <w:t>#</w:t>
+            </w:r>
+          </w:p>
+        </w:tc>
+        <w:tc>
+          <w:tcPr>
+            <w:tcW w:type="dxa" w:w="3307"/>
+            <w:shd w:fill="D9E2F3"/>
+          </w:tcPr>
+          <w:p>
+            <w:r>
+              <w:rPr>
+                <w:b/>
+                <w:sz w:val="18"/>
+              </w:rPr>
+            </w:r>
+            <w:r>
+              <w:rPr>
+                <w:rFonts w:ascii="Yu Gothic" w:hAnsi="Yu Gothic" w:eastAsia="Yu Gothic"/>
+                <w:b/>
+                <w:sz w:val="18"/>
+              </w:rPr>
+              <w:t>内容</w:t>
+            </w:r>
+          </w:p>
+        </w:tc>
+        <w:tc>
+          <w:tcPr>
+            <w:tcW w:type="dxa" w:w="3307"/>
+            <w:shd w:fill="D9E2F3"/>
+          </w:tcPr>
+          <w:p>
+            <w:r>
+              <w:rPr>
+                <w:b/>
+                <w:sz w:val="18"/>
+              </w:rPr>
+            </w:r>
+            <w:r>
+              <w:rPr>
+                <w:rFonts w:ascii="Yu Gothic" w:hAnsi="Yu Gothic" w:eastAsia="Yu Gothic"/>
+                <w:b/>
+                <w:sz w:val="18"/>
+              </w:rPr>
+              <w:t>理由</w:t>
+            </w:r>
+          </w:p>
+        </w:tc>
+      </w:tr>
+      <w:tr>
+        <w:tc>
+          <w:tcPr>
+            <w:tcW w:type="dxa" w:w="3307"/>
+          </w:tcPr>
+          <w:p>
+            <w:r>
+              <w:rPr>
+                <w:sz w:val="18"/>
+              </w:rPr>
+            </w:r>
+            <w:r>
+              <w:rPr>
+                <w:rFonts w:ascii="Yu Gothic" w:hAnsi="Yu Gothic" w:eastAsia="Yu Gothic"/>
+                <w:sz w:val="18"/>
+              </w:rPr>
+              <w:t>1</w:t>
+            </w:r>
+          </w:p>
+        </w:tc>
+        <w:tc>
+          <w:tcPr>
+            <w:tcW w:type="dxa" w:w="3307"/>
+          </w:tcPr>
+          <w:p>
+            <w:r>
+              <w:rPr>
+                <w:sz w:val="18"/>
+              </w:rPr>
+            </w:r>
+            <w:r>
+              <w:rPr>
+                <w:rFonts w:ascii="Yu Gothic" w:hAnsi="Yu Gothic" w:eastAsia="Yu Gothic"/>
+                <w:sz w:val="18"/>
+              </w:rPr>
+              <w:t>承認者・配布先・問い合わせ先が未設定（Word の承認欄は空欄）</w:t>
+            </w:r>
+          </w:p>
+        </w:tc>
+        <w:tc>
+          <w:tcPr>
+            <w:tcW w:type="dxa" w:w="3307"/>
+          </w:tcPr>
+          <w:p>
+            <w:r>
+              <w:rPr>
+                <w:sz w:val="18"/>
+              </w:rPr>
+            </w:r>
+            <w:r>
+              <w:rPr>
+                <w:rFonts w:ascii="Yu Gothic" w:hAnsi="Yu Gothic" w:eastAsia="Yu Gothic"/>
+                <w:sz w:val="18"/>
+              </w:rPr>
+              <w:t>実在しない氏名・連絡先を書くのは捏造にあたるため空欄のまま。納品時に記入する</w:t>
+            </w:r>
+          </w:p>
+        </w:tc>
+      </w:tr>
+      <w:tr>
+        <w:tc>
+          <w:tcPr>
+            <w:tcW w:type="dxa" w:w="3307"/>
+          </w:tcPr>
+          <w:p>
+            <w:r>
+              <w:rPr>
+                <w:sz w:val="18"/>
+              </w:rPr>
+            </w:r>
+            <w:r>
+              <w:rPr>
+                <w:rFonts w:ascii="Yu Gothic" w:hAnsi="Yu Gothic" w:eastAsia="Yu Gothic"/>
+                <w:sz w:val="18"/>
+              </w:rPr>
+              <w:t>2</w:t>
+            </w:r>
+          </w:p>
+        </w:tc>
+        <w:tc>
+          <w:tcPr>
+            <w:tcW w:type="dxa" w:w="3307"/>
+          </w:tcPr>
+          <w:p>
+            <w:r>
+              <w:rPr>
+                <w:sz w:val="18"/>
+              </w:rPr>
+            </w:r>
+            <w:r>
+              <w:rPr>
+                <w:rFonts w:ascii="Consolas" w:hAnsi="Consolas" w:eastAsia="Consolas"/>
+                <w:sz w:val="18"/>
+              </w:rPr>
+              <w:t>autorun_security_kernel</w:t>
+            </w:r>
+            <w:r>
+              <w:rPr>
+                <w:rFonts w:ascii="Yu Gothic" w:hAnsi="Yu Gothic" w:eastAsia="Yu Gothic"/>
+                <w:sz w:val="18"/>
+              </w:rPr>
+              <w:t xml:space="preserve"> の E2E が 1 件 skip</w:t>
+            </w:r>
+          </w:p>
+        </w:tc>
+        <w:tc>
+          <w:tcPr>
+            <w:tcW w:type="dxa" w:w="3307"/>
+          </w:tcPr>
+          <w:p>
+            <w:r>
+              <w:rPr>
+                <w:sz w:val="18"/>
+              </w:rPr>
+            </w:r>
+            <w:r>
+              <w:rPr>
+                <w:rFonts w:ascii="Yu Gothic" w:hAnsi="Yu Gothic" w:eastAsia="Yu Gothic"/>
+                <w:sz w:val="18"/>
+              </w:rPr>
+              <w:t>送信ゲートウェイがテスト生成・実行段階でのみ有効で、クロール段階は別検査を通る構造。素直に書くと別機能を検証することになる。理由をテストに明記済み</w:t>
             </w:r>
           </w:p>
         </w:tc>
